--- a/stopmo/IAmFrankelda.docx
+++ b/stopmo/IAmFrankelda.docx
@@ -4,11 +4,11 @@
   <w:body>
     <w:p>
       <w:pPr>
-        <w:pStyle w:val="667"/>
+        <w:pStyle w:val="899"/>
         <w:pBdr/>
         <w:bidi w:val="false"/>
-        <w:spacing w:after="120" w:before="240"/>
-        <w:ind w:firstLine="0" w:left="0"/>
+        <w:spacing/>
+        <w:ind/>
         <w:jc w:val="left"/>
         <w:rPr>
           <w:lang w:val="ru-RU"/>
@@ -16,9 +16,84 @@
       </w:pPr>
       <w:r>
         <w:rPr>
+          <w:highlight w:val="none"/>
+          <w:lang w:val="ru-RU"/>
+        </w:rPr>
+      </w:r>
+      <w:r>
+        <w:rPr>
+          <w:highlight w:val="none"/>
           <w:lang w:val="ru-RU"/>
         </w:rPr>
         <w:t xml:space="preserve">Netflix приобретает права на «Я — Франкельда», первый мексиканский полнометражный анимационный фильм, снятый в технике покадровой анимации</w:t>
+      </w:r>
+      <w:r>
+        <w:rPr>
+          <w:highlight w:val="none"/>
+          <w:lang w:val="ru-RU"/>
+        </w:rPr>
+      </w:r>
+      <w:r>
+        <w:rPr>
+          <w:highlight w:val="none"/>
+          <w:lang w:val="en-US"/>
+        </w:rPr>
+        <w:t xml:space="preserve">.</w:t>
+      </w:r>
+      <w:r>
+        <w:rPr>
+          <w:highlight w:val="none"/>
+          <w:lang w:val="ru-RU"/>
+        </w:rPr>
+      </w:r>
+    </w:p>
+    <w:p>
+      <w:pPr>
+        <w:pStyle w:val="899"/>
+        <w:pBdr/>
+        <w:bidi w:val="false"/>
+        <w:spacing/>
+        <w:ind/>
+        <w:jc w:val="left"/>
+        <w:rPr>
+          <w:highlight w:val="none"/>
+          <w:lang w:val="ru-RU"/>
+        </w:rPr>
+      </w:pPr>
+      <w:r>
+        <w:rPr>
+          <w:lang w:val="ru-RU"/>
+        </w:rPr>
+        <w:t xml:space="preserve">Стриминговый сервис </w:t>
+      </w:r>
+      <w:r>
+        <w:rPr>
+          <w:lang w:val="ru-RU"/>
+        </w:rPr>
+        <w:t xml:space="preserve">всерьез заинтересовался</w:t>
+      </w:r>
+      <w:r>
+        <w:rPr>
+          <w:lang w:val="en-US"/>
+        </w:rPr>
+        <w:t xml:space="preserve"> </w:t>
+      </w:r>
+      <w:r>
+        <w:rPr>
+          <w:lang w:val="ru-RU"/>
+        </w:rPr>
+        <w:t xml:space="preserve">н</w:t>
+      </w:r>
+      <w:r>
+        <w:rPr>
+          <w:lang w:val="ru-RU"/>
+        </w:rPr>
+        <w:t xml:space="preserve">оминированным на премию «Энни» фильмом Артуро и Роя Амбриза о забытой писательнице XIX века, которая должна противостоять монстрам, созданным ею в подсознании, чтобы восстановить баланс между вымыслом и реальностью; глобальный релиз запланирован на 2026 год.</w:t>
+      </w:r>
+      <w:r>
+        <w:rPr>
+          <w:lang w:val="ru-RU"/>
+        </w:rPr>
       </w:r>
       <w:r>
         <w:rPr>
@@ -28,37 +103,7 @@
     </w:p>
     <w:p>
       <w:pPr>
-        <w:pStyle w:val="669"/>
-        <w:pBdr/>
-        <w:bidi w:val="false"/>
-        <w:spacing/>
-        <w:ind/>
-        <w:jc w:val="left"/>
-        <w:rPr>
-          <w:lang w:val="ru-RU"/>
-        </w:rPr>
-      </w:pPr>
-      <w:r>
-        <w:rPr>
-          <w:lang w:val="ru-RU"/>
-        </w:rPr>
-        <w:t xml:space="preserve">Стриминговый сервис приобретает н</w:t>
-      </w:r>
-      <w:r>
-        <w:rPr>
-          <w:lang w:val="ru-RU"/>
-        </w:rPr>
-        <w:t xml:space="preserve">оминированный на премию «Энни» фильм Артуро и Роя Амбриза о забытой писательнице XIX века, которая должна противостоять монстрам, созданным ею в подсознании, чтобы восстановить баланс между вымыслом и реальностью; глобальный релиз запланирован на 2026 год.</w:t>
-      </w:r>
-      <w:r>
-        <w:rPr>
-          <w:lang w:val="ru-RU"/>
-        </w:rPr>
-      </w:r>
-    </w:p>
-    <w:p>
-      <w:pPr>
-        <w:pStyle w:val="669"/>
+        <w:pStyle w:val="899"/>
         <w:pBdr/>
         <w:bidi w:val="false"/>
         <w:spacing/>
@@ -161,10 +206,15 @@
           <w:lang w:val="ru-RU"/>
         </w:rPr>
       </w:r>
+      <w:r>
+        <w:rPr>
+          <w:lang w:val="ru-RU"/>
+        </w:rPr>
+      </w:r>
     </w:p>
     <w:p>
       <w:pPr>
-        <w:pStyle w:val="669"/>
+        <w:pStyle w:val="899"/>
         <w:pBdr/>
         <w:bidi w:val="false"/>
         <w:spacing/>
@@ -191,10 +241,15 @@
           <w:lang w:val="ru-RU"/>
         </w:rPr>
       </w:r>
+      <w:r>
+        <w:rPr>
+          <w:lang w:val="ru-RU"/>
+        </w:rPr>
+      </w:r>
     </w:p>
     <w:p>
       <w:pPr>
-        <w:pStyle w:val="141"/>
+        <w:pStyle w:val="837"/>
         <w:pBdr/>
         <w:bidi w:val="false"/>
         <w:spacing/>
@@ -214,10 +269,15 @@
           <w:lang w:val="ru-RU"/>
         </w:rPr>
       </w:r>
+      <w:r>
+        <w:rPr>
+          <w:lang w:val="ru-RU"/>
+        </w:rPr>
+      </w:r>
     </w:p>
     <w:p>
       <w:pPr>
-        <w:pStyle w:val="669"/>
+        <w:pStyle w:val="899"/>
         <w:pBdr/>
         <w:bidi w:val="false"/>
         <w:spacing/>
@@ -259,23 +319,14 @@
       </w:r>
       <w:r>
         <w:rPr>
-          <w:lang w:val="ru-RU" w:bidi="ru-RU"/>
-        </w:rPr>
-      </w:r>
-      <w:r>
-        <w:rPr>
-          <w:lang w:val="ru-RU"/>
-        </w:rPr>
-      </w:r>
-      <w:r>
-        <w:rPr>
+          <w:highlight w:val="none"/>
           <w:lang w:val="ru-RU"/>
         </w:rPr>
       </w:r>
     </w:p>
     <w:p>
       <w:pPr>
-        <w:pStyle w:val="141"/>
+        <w:pStyle w:val="837"/>
         <w:pBdr/>
         <w:spacing/>
         <w:ind/>
@@ -286,11 +337,15 @@
       <w:r>
         <w:t xml:space="preserve">Основные факты о братьях Амбрис</w:t>
       </w:r>
-      <w:r/>
+      <w:r>
+        <w:rPr>
+          <w14:ligatures w14:val="none"/>
+        </w:rPr>
+      </w:r>
     </w:p>
     <w:p>
       <w:pPr>
-        <w:pStyle w:val="165"/>
+        <w:pStyle w:val="861"/>
         <w:numPr>
           <w:ilvl w:val="0"/>
           <w:numId w:val="3"/>
@@ -348,7 +403,6 @@
         </w:rPr>
         <w:t xml:space="preserve">—</w:t>
       </w:r>
-      <w:r/>
       <w:r>
         <w:rPr>
           <w:highlight w:val="none"/>
@@ -388,24 +442,19 @@
       </w:r>
       <w:r>
         <w:rPr>
-          <w:highlight w:val="none"/>
-        </w:rPr>
-      </w:r>
-      <w:r>
-        <w:rPr>
-          <w:highlight w:val="none"/>
+          <w14:ligatures w14:val="none"/>
         </w:rPr>
       </w:r>
     </w:p>
     <w:p>
       <w:pPr>
-        <w:pStyle w:val="165"/>
+        <w:pStyle w:val="861"/>
         <w:numPr>
           <w:ilvl w:val="0"/>
           <w:numId w:val="3"/>
         </w:numPr>
         <w:pBdr/>
-        <w:shd w:val="nil"/>
+        <w:shd w:val="nil" w:color="auto"/>
         <w:spacing/>
         <w:ind/>
         <w:rPr>
@@ -437,17 +486,21 @@
       <w:r>
         <w:t xml:space="preserve">специализирующуюся на покадровой анимации.</w:t>
       </w:r>
-      <w:r/>
+      <w:r>
+        <w:rPr>
+          <w14:ligatures w14:val="none"/>
+        </w:rPr>
+      </w:r>
     </w:p>
     <w:p>
       <w:pPr>
-        <w:pStyle w:val="165"/>
+        <w:pStyle w:val="861"/>
         <w:numPr>
           <w:ilvl w:val="0"/>
           <w:numId w:val="3"/>
         </w:numPr>
         <w:pBdr/>
-        <w:shd w:val="nil"/>
+        <w:shd w:val="nil" w:color="auto"/>
         <w:spacing/>
         <w:ind/>
         <w:rPr>
@@ -503,17 +556,21 @@
       <w:r>
         <w:t xml:space="preserve">.</w:t>
       </w:r>
-      <w:r/>
+      <w:r>
+        <w:rPr>
+          <w14:ligatures w14:val="none"/>
+        </w:rPr>
+      </w:r>
     </w:p>
     <w:p>
       <w:pPr>
-        <w:pStyle w:val="165"/>
+        <w:pStyle w:val="861"/>
         <w:numPr>
           <w:ilvl w:val="0"/>
           <w:numId w:val="3"/>
         </w:numPr>
         <w:pBdr/>
-        <w:shd w:val="nil"/>
+        <w:shd w:val="nil" w:color="auto"/>
         <w:spacing/>
         <w:ind/>
         <w:rPr>
@@ -530,11 +587,15 @@
       <w:r>
         <w:t xml:space="preserve"> Работают в жанрах темного фэнтезимюзикла и комедиииспользуя сложные кукольные декорации. </w:t>
       </w:r>
-      <w:r/>
+      <w:r>
+        <w:rPr>
+          <w14:ligatures w14:val="none"/>
+        </w:rPr>
+      </w:r>
     </w:p>
     <w:p>
       <w:pPr>
-        <w:pStyle w:val="669"/>
+        <w:pStyle w:val="899"/>
         <w:pBdr/>
         <w:bidi w:val="false"/>
         <w:spacing/>
@@ -544,6 +605,11 @@
           <w:lang w:val="ru-RU"/>
         </w:rPr>
       </w:pPr>
+      <w:r>
+        <w:rPr>
+          <w:lang w:val="ru-RU"/>
+        </w:rPr>
+      </w:r>
       <w:r>
         <w:rPr>
           <w:lang w:val="ru-RU"/>
@@ -557,7 +623,7 @@
     </w:p>
     <w:p>
       <w:pPr>
-        <w:pStyle w:val="669"/>
+        <w:pStyle w:val="899"/>
         <w:pBdr/>
         <w:bidi w:val="false"/>
         <w:spacing/>
@@ -584,10 +650,15 @@
           <w:lang w:val="ru-RU"/>
         </w:rPr>
       </w:r>
+      <w:r>
+        <w:rPr>
+          <w:lang w:val="ru-RU"/>
+        </w:rPr>
+      </w:r>
     </w:p>
     <w:tbl>
       <w:tblPr>
-        <w:tblStyle w:val="12"/>
+        <w:tblStyle w:val="710"/>
         <w:tblW w:w="0" w:type="auto"/>
         <w:tblBorders/>
         <w:tblLayout w:type="fixed"/>
@@ -610,7 +681,7 @@
           </w:tcPr>
           <w:p>
             <w:pPr>
-              <w:pStyle w:val="669"/>
+              <w:pStyle w:val="899"/>
               <w:pBdr/>
               <w:bidi w:val="false"/>
               <w:spacing/>
@@ -653,7 +724,7 @@
                             <pic:spPr bwMode="auto">
                               <a:xfrm flipH="1" flipV="0">
                                 <a:off x="0" y="0"/>
-                                <a:ext cx="1131012" cy="1792219"/>
+                                <a:ext cx="1131012" cy="1792218"/>
                               </a:xfrm>
                               <a:prstGeom prst="rect">
                                 <a:avLst/>
@@ -700,6 +771,12 @@
                 <w:lang w:val="ru-RU"/>
               </w:rPr>
             </w:r>
+            <w:r>
+              <w:rPr>
+                <w:highlight w:val="none"/>
+                <w:lang w:val="ru-RU"/>
+              </w:rPr>
+            </w:r>
           </w:p>
         </w:tc>
         <w:tc>
@@ -711,7 +788,7 @@
           </w:tcPr>
           <w:p>
             <w:pPr>
-              <w:pStyle w:val="669"/>
+              <w:pStyle w:val="899"/>
               <w:pBdr/>
               <w:bidi w:val="false"/>
               <w:spacing/>
@@ -754,7 +831,7 @@
             <w:r>
               <w:rPr>
                 <w:highlight w:val="none"/>
-                <w:lang w:val="ru-RU" w:bidi="ru-RU"/>
+                <w:lang w:val="ru-RU"/>
               </w:rPr>
             </w:r>
             <w:r>
@@ -769,7 +846,7 @@
     </w:tbl>
     <w:p>
       <w:pPr>
-        <w:pStyle w:val="669"/>
+        <w:pStyle w:val="899"/>
         <w:pBdr/>
         <w:bidi w:val="false"/>
         <w:spacing/>
@@ -801,7 +878,7 @@
     </w:p>
     <w:p>
       <w:pPr>
-        <w:pStyle w:val="669"/>
+        <w:pStyle w:val="899"/>
         <w:pBdr/>
         <w:bidi w:val="false"/>
         <w:spacing/>
@@ -823,11 +900,16 @@
           <w:lang w:val="ru-RU"/>
         </w:rPr>
       </w:r>
-      <w:r/>
+      <w:r>
+        <w:rPr>
+          <w:highlight w:val="none"/>
+          <w:lang w:val="ru-RU"/>
+        </w:rPr>
+      </w:r>
     </w:p>
     <w:p>
       <w:pPr>
-        <w:pStyle w:val="669"/>
+        <w:pStyle w:val="899"/>
         <w:pBdr/>
         <w:bidi w:val="false"/>
         <w:spacing/>
@@ -850,23 +932,13 @@
       </w:r>
       <w:r>
         <w:rPr>
-          <w:lang w:val="ru-RU" w:bidi="ru-RU"/>
-        </w:rPr>
-      </w:r>
-      <w:r>
-        <w:rPr>
-          <w:lang w:val="ru-RU"/>
-        </w:rPr>
-      </w:r>
-      <w:r>
-        <w:rPr>
           <w:lang w:val="ru-RU"/>
         </w:rPr>
       </w:r>
     </w:p>
     <w:p>
       <w:pPr>
-        <w:pStyle w:val="669"/>
+        <w:pStyle w:val="899"/>
         <w:pBdr/>
         <w:bidi w:val="false"/>
         <w:spacing w:after="140" w:before="0"/>
@@ -887,6 +959,11 @@
           <w:lang w:val="ru-RU"/>
         </w:rPr>
         <w:t xml:space="preserve">т музыкальный детский сериал о восторженной «писательнице-призраке» и ее книге страшных историй привносит современный взгляд на классический ужас. Он создан студией Cinema Fantasma совместно с Dark Frame, а оригинальную музыку к нему написал Кевин Смитерс.</w:t>
+      </w:r>
+      <w:r>
+        <w:rPr>
+          <w:lang w:val="ru-RU"/>
+        </w:rPr>
       </w:r>
       <w:r>
         <w:rPr>
@@ -916,7 +993,6 @@
         <w:ind/>
         <w:rPr/>
       </w:pPr>
-      <w:r/>
       <w:r>
         <w:separator/>
       </w:r>
@@ -931,7 +1007,6 @@
         <w:ind/>
         <w:rPr/>
       </w:pPr>
-      <w:r/>
       <w:r>
         <w:continuationSeparator/>
       </w:r>
@@ -951,7 +1026,6 @@
         <w:ind/>
         <w:rPr/>
       </w:pPr>
-      <w:r/>
       <w:r>
         <w:separator/>
       </w:r>
@@ -966,7 +1040,6 @@
         <w:ind/>
         <w:rPr/>
       </w:pPr>
-      <w:r/>
       <w:r>
         <w:continuationSeparator/>
       </w:r>
@@ -992,7 +1065,7 @@
         <w:spacing/>
         <w:ind w:firstLine="0" w:left="0"/>
       </w:pPr>
-      <w:pStyle w:val="667"/>
+      <w:pStyle w:val="897"/>
       <w:rPr/>
       <w:start w:val="1"/>
       <w:suff w:val="nothing"/>
@@ -1748,7 +1821,7 @@
     <w:lsdException w:name="Bibliography" w:uiPriority="37"/>
     <w:lsdException w:name="TOC Heading" w:uiPriority="39" w:qFormat="1"/>
   </w:latentStyles>
-  <w:style w:type="table" w:styleId="11" w:default="1">
+  <w:style w:type="table" w:styleId="709" w:default="1">
     <w:name w:val="Normal Table"/>
     <w:uiPriority w:val="99"/>
     <w:semiHidden/>
@@ -1941,9 +2014,9 @@
       </w:tcPr>
     </w:tblStylePr>
   </w:style>
-  <w:style w:type="table" w:styleId="12">
+  <w:style w:type="table" w:styleId="710">
     <w:name w:val="Table Grid"/>
-    <w:basedOn w:val="11"/>
+    <w:basedOn w:val="709"/>
     <w:uiPriority w:val="59"/>
     <w:pPr>
       <w:pBdr/>
@@ -2140,9 +2213,9 @@
       </w:tcPr>
     </w:tblStylePr>
   </w:style>
-  <w:style w:type="table" w:styleId="13">
+  <w:style w:type="table" w:styleId="711">
     <w:name w:val="Table Grid Light"/>
-    <w:basedOn w:val="11"/>
+    <w:basedOn w:val="709"/>
     <w:uiPriority w:val="59"/>
     <w:pPr>
       <w:pBdr/>
@@ -2339,9 +2412,9 @@
       </w:tcPr>
     </w:tblStylePr>
   </w:style>
-  <w:style w:type="table" w:styleId="14">
+  <w:style w:type="table" w:styleId="712">
     <w:name w:val="Plain Table 1"/>
-    <w:basedOn w:val="11"/>
+    <w:basedOn w:val="709"/>
     <w:uiPriority w:val="59"/>
     <w:pPr>
       <w:pBdr/>
@@ -2564,9 +2637,9 @@
       </w:tcPr>
     </w:tblStylePr>
   </w:style>
-  <w:style w:type="table" w:styleId="15">
+  <w:style w:type="table" w:styleId="713">
     <w:name w:val="Plain Table 2"/>
-    <w:basedOn w:val="11"/>
+    <w:basedOn w:val="709"/>
     <w:uiPriority w:val="59"/>
     <w:pPr>
       <w:pBdr/>
@@ -2797,9 +2870,9 @@
       </w:tcPr>
     </w:tblStylePr>
   </w:style>
-  <w:style w:type="table" w:styleId="16">
+  <w:style w:type="table" w:styleId="714">
     <w:name w:val="Plain Table 3"/>
-    <w:basedOn w:val="11"/>
+    <w:basedOn w:val="709"/>
     <w:uiPriority w:val="99"/>
     <w:pPr>
       <w:pBdr/>
@@ -3027,9 +3100,9 @@
       </w:tcPr>
     </w:tblStylePr>
   </w:style>
-  <w:style w:type="table" w:styleId="17">
+  <w:style w:type="table" w:styleId="715">
     <w:name w:val="Plain Table 4"/>
-    <w:basedOn w:val="11"/>
+    <w:basedOn w:val="709"/>
     <w:uiPriority w:val="99"/>
     <w:pPr>
       <w:pBdr/>
@@ -3243,9 +3316,9 @@
       </w:tcPr>
     </w:tblStylePr>
   </w:style>
-  <w:style w:type="table" w:styleId="18">
+  <w:style w:type="table" w:styleId="716">
     <w:name w:val="Plain Table 5"/>
-    <w:basedOn w:val="11"/>
+    <w:basedOn w:val="709"/>
     <w:uiPriority w:val="99"/>
     <w:pPr>
       <w:pBdr/>
@@ -3476,9 +3549,9 @@
       </w:tcPr>
     </w:tblStylePr>
   </w:style>
-  <w:style w:type="table" w:styleId="19">
+  <w:style w:type="table" w:styleId="717">
     <w:name w:val="Grid Table 1 Light"/>
-    <w:basedOn w:val="11"/>
+    <w:basedOn w:val="709"/>
     <w:uiPriority w:val="99"/>
     <w:pPr>
       <w:pBdr/>
@@ -3699,9 +3772,9 @@
       </w:tcPr>
     </w:tblStylePr>
   </w:style>
-  <w:style w:type="table" w:styleId="20">
+  <w:style w:type="table" w:styleId="718">
     <w:name w:val="Grid Table 1 Light - Accent 1"/>
-    <w:basedOn w:val="11"/>
+    <w:basedOn w:val="709"/>
     <w:uiPriority w:val="99"/>
     <w:pPr>
       <w:pBdr/>
@@ -3922,9 +3995,9 @@
       </w:tcPr>
     </w:tblStylePr>
   </w:style>
-  <w:style w:type="table" w:styleId="21">
+  <w:style w:type="table" w:styleId="719">
     <w:name w:val="Grid Table 1 Light - Accent 2"/>
-    <w:basedOn w:val="11"/>
+    <w:basedOn w:val="709"/>
     <w:uiPriority w:val="99"/>
     <w:pPr>
       <w:pBdr/>
@@ -4145,9 +4218,9 @@
       </w:tcPr>
     </w:tblStylePr>
   </w:style>
-  <w:style w:type="table" w:styleId="22">
+  <w:style w:type="table" w:styleId="720">
     <w:name w:val="Grid Table 1 Light - Accent 3"/>
-    <w:basedOn w:val="11"/>
+    <w:basedOn w:val="709"/>
     <w:uiPriority w:val="99"/>
     <w:pPr>
       <w:pBdr/>
@@ -4368,9 +4441,9 @@
       </w:tcPr>
     </w:tblStylePr>
   </w:style>
-  <w:style w:type="table" w:styleId="23">
+  <w:style w:type="table" w:styleId="721">
     <w:name w:val="Grid Table 1 Light - Accent 4"/>
-    <w:basedOn w:val="11"/>
+    <w:basedOn w:val="709"/>
     <w:uiPriority w:val="99"/>
     <w:pPr>
       <w:pBdr/>
@@ -4591,9 +4664,9 @@
       </w:tcPr>
     </w:tblStylePr>
   </w:style>
-  <w:style w:type="table" w:styleId="24">
+  <w:style w:type="table" w:styleId="722">
     <w:name w:val="Grid Table 1 Light - Accent 5"/>
-    <w:basedOn w:val="11"/>
+    <w:basedOn w:val="709"/>
     <w:uiPriority w:val="99"/>
     <w:pPr>
       <w:pBdr/>
@@ -4814,9 +4887,9 @@
       </w:tcPr>
     </w:tblStylePr>
   </w:style>
-  <w:style w:type="table" w:styleId="25">
+  <w:style w:type="table" w:styleId="723">
     <w:name w:val="Grid Table 1 Light - Accent 6"/>
-    <w:basedOn w:val="11"/>
+    <w:basedOn w:val="709"/>
     <w:uiPriority w:val="99"/>
     <w:pPr>
       <w:pBdr/>
@@ -5037,9 +5110,9 @@
       </w:tcPr>
     </w:tblStylePr>
   </w:style>
-  <w:style w:type="table" w:styleId="26">
+  <w:style w:type="table" w:styleId="724">
     <w:name w:val="Grid Table 2"/>
-    <w:basedOn w:val="11"/>
+    <w:basedOn w:val="709"/>
     <w:uiPriority w:val="99"/>
     <w:pPr>
       <w:pBdr/>
@@ -5269,9 +5342,9 @@
       </w:tcPr>
     </w:tblStylePr>
   </w:style>
-  <w:style w:type="table" w:styleId="27">
+  <w:style w:type="table" w:styleId="725">
     <w:name w:val="Grid Table 2 - Accent 1"/>
-    <w:basedOn w:val="11"/>
+    <w:basedOn w:val="709"/>
     <w:uiPriority w:val="99"/>
     <w:pPr>
       <w:pBdr/>
@@ -5501,9 +5574,9 @@
       </w:tcPr>
     </w:tblStylePr>
   </w:style>
-  <w:style w:type="table" w:styleId="28">
+  <w:style w:type="table" w:styleId="726">
     <w:name w:val="Grid Table 2 - Accent 2"/>
-    <w:basedOn w:val="11"/>
+    <w:basedOn w:val="709"/>
     <w:uiPriority w:val="99"/>
     <w:pPr>
       <w:pBdr/>
@@ -5733,9 +5806,9 @@
       </w:tcPr>
     </w:tblStylePr>
   </w:style>
-  <w:style w:type="table" w:styleId="29">
+  <w:style w:type="table" w:styleId="727">
     <w:name w:val="Grid Table 2 - Accent 3"/>
-    <w:basedOn w:val="11"/>
+    <w:basedOn w:val="709"/>
     <w:uiPriority w:val="99"/>
     <w:pPr>
       <w:pBdr/>
@@ -5965,9 +6038,9 @@
       </w:tcPr>
     </w:tblStylePr>
   </w:style>
-  <w:style w:type="table" w:styleId="30">
+  <w:style w:type="table" w:styleId="728">
     <w:name w:val="Grid Table 2 - Accent 4"/>
-    <w:basedOn w:val="11"/>
+    <w:basedOn w:val="709"/>
     <w:uiPriority w:val="99"/>
     <w:pPr>
       <w:pBdr/>
@@ -6197,9 +6270,9 @@
       </w:tcPr>
     </w:tblStylePr>
   </w:style>
-  <w:style w:type="table" w:styleId="31">
+  <w:style w:type="table" w:styleId="729">
     <w:name w:val="Grid Table 2 - Accent 5"/>
-    <w:basedOn w:val="11"/>
+    <w:basedOn w:val="709"/>
     <w:uiPriority w:val="99"/>
     <w:pPr>
       <w:pBdr/>
@@ -6429,9 +6502,9 @@
       </w:tcPr>
     </w:tblStylePr>
   </w:style>
-  <w:style w:type="table" w:styleId="32">
+  <w:style w:type="table" w:styleId="730">
     <w:name w:val="Grid Table 2 - Accent 6"/>
-    <w:basedOn w:val="11"/>
+    <w:basedOn w:val="709"/>
     <w:uiPriority w:val="99"/>
     <w:pPr>
       <w:pBdr/>
@@ -6661,9 +6734,9 @@
       </w:tcPr>
     </w:tblStylePr>
   </w:style>
-  <w:style w:type="table" w:styleId="33">
+  <w:style w:type="table" w:styleId="731">
     <w:name w:val="Grid Table 3"/>
-    <w:basedOn w:val="11"/>
+    <w:basedOn w:val="709"/>
     <w:uiPriority w:val="99"/>
     <w:pPr>
       <w:pBdr/>
@@ -6762,29 +6835,6 @@
         <w:tblBorders/>
       </w:tblPr>
       <w:tcPr>
-        <w:shd w:color="ffffff"/>
-        <w:tcBorders>
-          <w:top w:val="none" w:color="000000" w:sz="4" w:space="0"/>
-          <w:left w:val="none" w:color="000000" w:sz="4" w:space="0"/>
-          <w:bottom w:val="none" w:color="000000" w:sz="4" w:space="0"/>
-          <w:right w:val="none" w:color="000000" w:sz="4" w:space="0"/>
-        </w:tcBorders>
-      </w:tcPr>
-    </w:tblStylePr>
-    <w:tblStylePr w:type="firstRow">
-      <w:rPr>
-        <w:b/>
-        <w:color w:val="404040"/>
-      </w:rPr>
-      <w:pPr>
-        <w:pBdr/>
-        <w:spacing/>
-        <w:ind/>
-      </w:pPr>
-      <w:tblPr>
-        <w:tblBorders/>
-      </w:tblPr>
-      <w:tcPr>
         <w:shd w:val="clear" w:color="ffffff"/>
         <w:tcBorders>
           <w:top w:val="none" w:color="000000" w:sz="4" w:space="0"/>
@@ -6794,30 +6844,7 @@
         </w:tcBorders>
       </w:tcPr>
     </w:tblStylePr>
-    <w:tblStylePr w:type="lastCol">
-      <w:rPr>
-        <w:i/>
-        <w:color w:val="404040"/>
-      </w:rPr>
-      <w:pPr>
-        <w:pBdr/>
-        <w:spacing/>
-        <w:ind/>
-      </w:pPr>
-      <w:tblPr>
-        <w:tblBorders/>
-      </w:tblPr>
-      <w:tcPr>
-        <w:shd w:color="ffffff"/>
-        <w:tcBorders>
-          <w:top w:val="none" w:color="000000" w:sz="4" w:space="0"/>
-          <w:left w:val="none" w:color="000000" w:sz="4" w:space="0"/>
-          <w:bottom w:val="none" w:color="000000" w:sz="4" w:space="0"/>
-          <w:right w:val="none" w:color="000000" w:sz="4" w:space="0"/>
-        </w:tcBorders>
-      </w:tcPr>
-    </w:tblStylePr>
-    <w:tblStylePr w:type="lastRow">
+    <w:tblStylePr w:type="firstRow">
       <w:rPr>
         <w:b/>
         <w:color w:val="404040"/>
@@ -6840,6 +6867,52 @@
         </w:tcBorders>
       </w:tcPr>
     </w:tblStylePr>
+    <w:tblStylePr w:type="lastCol">
+      <w:rPr>
+        <w:i/>
+        <w:color w:val="404040"/>
+      </w:rPr>
+      <w:pPr>
+        <w:pBdr/>
+        <w:spacing/>
+        <w:ind/>
+      </w:pPr>
+      <w:tblPr>
+        <w:tblBorders/>
+      </w:tblPr>
+      <w:tcPr>
+        <w:shd w:val="clear" w:color="ffffff"/>
+        <w:tcBorders>
+          <w:top w:val="none" w:color="000000" w:sz="4" w:space="0"/>
+          <w:left w:val="none" w:color="000000" w:sz="4" w:space="0"/>
+          <w:bottom w:val="none" w:color="000000" w:sz="4" w:space="0"/>
+          <w:right w:val="none" w:color="000000" w:sz="4" w:space="0"/>
+        </w:tcBorders>
+      </w:tcPr>
+    </w:tblStylePr>
+    <w:tblStylePr w:type="lastRow">
+      <w:rPr>
+        <w:b/>
+        <w:color w:val="404040"/>
+      </w:rPr>
+      <w:pPr>
+        <w:pBdr/>
+        <w:spacing/>
+        <w:ind/>
+      </w:pPr>
+      <w:tblPr>
+        <w:tblBorders/>
+      </w:tblPr>
+      <w:tcPr>
+        <w:shd w:val="clear" w:color="ffffff"/>
+        <w:tcBorders>
+          <w:top w:val="none" w:color="000000" w:sz="4" w:space="0"/>
+          <w:left w:val="none" w:color="000000" w:sz="4" w:space="0"/>
+          <w:bottom w:val="none" w:color="000000" w:sz="4" w:space="0"/>
+          <w:right w:val="none" w:color="000000" w:sz="4" w:space="0"/>
+        </w:tcBorders>
+      </w:tcPr>
+    </w:tblStylePr>
     <w:tblStylePr w:type="nwCell">
       <w:pPr>
         <w:pBdr/>
@@ -6906,9 +6979,9 @@
       </w:tcPr>
     </w:tblStylePr>
   </w:style>
-  <w:style w:type="table" w:styleId="34">
+  <w:style w:type="table" w:styleId="732">
     <w:name w:val="Grid Table 3 - Accent 1"/>
-    <w:basedOn w:val="11"/>
+    <w:basedOn w:val="709"/>
     <w:uiPriority w:val="99"/>
     <w:pPr>
       <w:pBdr/>
@@ -7007,29 +7080,6 @@
         <w:tblBorders/>
       </w:tblPr>
       <w:tcPr>
-        <w:shd w:color="ffffff"/>
-        <w:tcBorders>
-          <w:top w:val="none" w:color="000000" w:sz="4" w:space="0"/>
-          <w:left w:val="none" w:color="000000" w:sz="4" w:space="0"/>
-          <w:bottom w:val="none" w:color="000000" w:sz="4" w:space="0"/>
-          <w:right w:val="none" w:color="000000" w:sz="4" w:space="0"/>
-        </w:tcBorders>
-      </w:tcPr>
-    </w:tblStylePr>
-    <w:tblStylePr w:type="firstRow">
-      <w:rPr>
-        <w:b/>
-        <w:color w:val="404040"/>
-      </w:rPr>
-      <w:pPr>
-        <w:pBdr/>
-        <w:spacing/>
-        <w:ind/>
-      </w:pPr>
-      <w:tblPr>
-        <w:tblBorders/>
-      </w:tblPr>
-      <w:tcPr>
         <w:shd w:val="clear" w:color="ffffff"/>
         <w:tcBorders>
           <w:top w:val="none" w:color="000000" w:sz="4" w:space="0"/>
@@ -7039,30 +7089,7 @@
         </w:tcBorders>
       </w:tcPr>
     </w:tblStylePr>
-    <w:tblStylePr w:type="lastCol">
-      <w:rPr>
-        <w:i/>
-        <w:color w:val="404040"/>
-      </w:rPr>
-      <w:pPr>
-        <w:pBdr/>
-        <w:spacing/>
-        <w:ind/>
-      </w:pPr>
-      <w:tblPr>
-        <w:tblBorders/>
-      </w:tblPr>
-      <w:tcPr>
-        <w:shd w:color="ffffff"/>
-        <w:tcBorders>
-          <w:top w:val="none" w:color="000000" w:sz="4" w:space="0"/>
-          <w:left w:val="none" w:color="000000" w:sz="4" w:space="0"/>
-          <w:bottom w:val="none" w:color="000000" w:sz="4" w:space="0"/>
-          <w:right w:val="none" w:color="000000" w:sz="4" w:space="0"/>
-        </w:tcBorders>
-      </w:tcPr>
-    </w:tblStylePr>
-    <w:tblStylePr w:type="lastRow">
+    <w:tblStylePr w:type="firstRow">
       <w:rPr>
         <w:b/>
         <w:color w:val="404040"/>
@@ -7085,6 +7112,52 @@
         </w:tcBorders>
       </w:tcPr>
     </w:tblStylePr>
+    <w:tblStylePr w:type="lastCol">
+      <w:rPr>
+        <w:i/>
+        <w:color w:val="404040"/>
+      </w:rPr>
+      <w:pPr>
+        <w:pBdr/>
+        <w:spacing/>
+        <w:ind/>
+      </w:pPr>
+      <w:tblPr>
+        <w:tblBorders/>
+      </w:tblPr>
+      <w:tcPr>
+        <w:shd w:val="clear" w:color="ffffff"/>
+        <w:tcBorders>
+          <w:top w:val="none" w:color="000000" w:sz="4" w:space="0"/>
+          <w:left w:val="none" w:color="000000" w:sz="4" w:space="0"/>
+          <w:bottom w:val="none" w:color="000000" w:sz="4" w:space="0"/>
+          <w:right w:val="none" w:color="000000" w:sz="4" w:space="0"/>
+        </w:tcBorders>
+      </w:tcPr>
+    </w:tblStylePr>
+    <w:tblStylePr w:type="lastRow">
+      <w:rPr>
+        <w:b/>
+        <w:color w:val="404040"/>
+      </w:rPr>
+      <w:pPr>
+        <w:pBdr/>
+        <w:spacing/>
+        <w:ind/>
+      </w:pPr>
+      <w:tblPr>
+        <w:tblBorders/>
+      </w:tblPr>
+      <w:tcPr>
+        <w:shd w:val="clear" w:color="ffffff"/>
+        <w:tcBorders>
+          <w:top w:val="none" w:color="000000" w:sz="4" w:space="0"/>
+          <w:left w:val="none" w:color="000000" w:sz="4" w:space="0"/>
+          <w:bottom w:val="none" w:color="000000" w:sz="4" w:space="0"/>
+          <w:right w:val="none" w:color="000000" w:sz="4" w:space="0"/>
+        </w:tcBorders>
+      </w:tcPr>
+    </w:tblStylePr>
     <w:tblStylePr w:type="nwCell">
       <w:pPr>
         <w:pBdr/>
@@ -7151,9 +7224,9 @@
       </w:tcPr>
     </w:tblStylePr>
   </w:style>
-  <w:style w:type="table" w:styleId="35">
+  <w:style w:type="table" w:styleId="733">
     <w:name w:val="Grid Table 3 - Accent 2"/>
-    <w:basedOn w:val="11"/>
+    <w:basedOn w:val="709"/>
     <w:uiPriority w:val="99"/>
     <w:pPr>
       <w:pBdr/>
@@ -7252,29 +7325,6 @@
         <w:tblBorders/>
       </w:tblPr>
       <w:tcPr>
-        <w:shd w:color="ffffff"/>
-        <w:tcBorders>
-          <w:top w:val="none" w:color="000000" w:sz="4" w:space="0"/>
-          <w:left w:val="none" w:color="000000" w:sz="4" w:space="0"/>
-          <w:bottom w:val="none" w:color="000000" w:sz="4" w:space="0"/>
-          <w:right w:val="none" w:color="000000" w:sz="4" w:space="0"/>
-        </w:tcBorders>
-      </w:tcPr>
-    </w:tblStylePr>
-    <w:tblStylePr w:type="firstRow">
-      <w:rPr>
-        <w:b/>
-        <w:color w:val="404040"/>
-      </w:rPr>
-      <w:pPr>
-        <w:pBdr/>
-        <w:spacing/>
-        <w:ind/>
-      </w:pPr>
-      <w:tblPr>
-        <w:tblBorders/>
-      </w:tblPr>
-      <w:tcPr>
         <w:shd w:val="clear" w:color="ffffff"/>
         <w:tcBorders>
           <w:top w:val="none" w:color="000000" w:sz="4" w:space="0"/>
@@ -7284,30 +7334,7 @@
         </w:tcBorders>
       </w:tcPr>
     </w:tblStylePr>
-    <w:tblStylePr w:type="lastCol">
-      <w:rPr>
-        <w:i/>
-        <w:color w:val="404040"/>
-      </w:rPr>
-      <w:pPr>
-        <w:pBdr/>
-        <w:spacing/>
-        <w:ind/>
-      </w:pPr>
-      <w:tblPr>
-        <w:tblBorders/>
-      </w:tblPr>
-      <w:tcPr>
-        <w:shd w:color="ffffff"/>
-        <w:tcBorders>
-          <w:top w:val="none" w:color="000000" w:sz="4" w:space="0"/>
-          <w:left w:val="none" w:color="000000" w:sz="4" w:space="0"/>
-          <w:bottom w:val="none" w:color="000000" w:sz="4" w:space="0"/>
-          <w:right w:val="none" w:color="000000" w:sz="4" w:space="0"/>
-        </w:tcBorders>
-      </w:tcPr>
-    </w:tblStylePr>
-    <w:tblStylePr w:type="lastRow">
+    <w:tblStylePr w:type="firstRow">
       <w:rPr>
         <w:b/>
         <w:color w:val="404040"/>
@@ -7330,6 +7357,52 @@
         </w:tcBorders>
       </w:tcPr>
     </w:tblStylePr>
+    <w:tblStylePr w:type="lastCol">
+      <w:rPr>
+        <w:i/>
+        <w:color w:val="404040"/>
+      </w:rPr>
+      <w:pPr>
+        <w:pBdr/>
+        <w:spacing/>
+        <w:ind/>
+      </w:pPr>
+      <w:tblPr>
+        <w:tblBorders/>
+      </w:tblPr>
+      <w:tcPr>
+        <w:shd w:val="clear" w:color="ffffff"/>
+        <w:tcBorders>
+          <w:top w:val="none" w:color="000000" w:sz="4" w:space="0"/>
+          <w:left w:val="none" w:color="000000" w:sz="4" w:space="0"/>
+          <w:bottom w:val="none" w:color="000000" w:sz="4" w:space="0"/>
+          <w:right w:val="none" w:color="000000" w:sz="4" w:space="0"/>
+        </w:tcBorders>
+      </w:tcPr>
+    </w:tblStylePr>
+    <w:tblStylePr w:type="lastRow">
+      <w:rPr>
+        <w:b/>
+        <w:color w:val="404040"/>
+      </w:rPr>
+      <w:pPr>
+        <w:pBdr/>
+        <w:spacing/>
+        <w:ind/>
+      </w:pPr>
+      <w:tblPr>
+        <w:tblBorders/>
+      </w:tblPr>
+      <w:tcPr>
+        <w:shd w:val="clear" w:color="ffffff"/>
+        <w:tcBorders>
+          <w:top w:val="none" w:color="000000" w:sz="4" w:space="0"/>
+          <w:left w:val="none" w:color="000000" w:sz="4" w:space="0"/>
+          <w:bottom w:val="none" w:color="000000" w:sz="4" w:space="0"/>
+          <w:right w:val="none" w:color="000000" w:sz="4" w:space="0"/>
+        </w:tcBorders>
+      </w:tcPr>
+    </w:tblStylePr>
     <w:tblStylePr w:type="nwCell">
       <w:pPr>
         <w:pBdr/>
@@ -7396,9 +7469,9 @@
       </w:tcPr>
     </w:tblStylePr>
   </w:style>
-  <w:style w:type="table" w:styleId="36">
+  <w:style w:type="table" w:styleId="734">
     <w:name w:val="Grid Table 3 - Accent 3"/>
-    <w:basedOn w:val="11"/>
+    <w:basedOn w:val="709"/>
     <w:uiPriority w:val="99"/>
     <w:pPr>
       <w:pBdr/>
@@ -7497,29 +7570,6 @@
         <w:tblBorders/>
       </w:tblPr>
       <w:tcPr>
-        <w:shd w:color="ffffff"/>
-        <w:tcBorders>
-          <w:top w:val="none" w:color="000000" w:sz="4" w:space="0"/>
-          <w:left w:val="none" w:color="000000" w:sz="4" w:space="0"/>
-          <w:bottom w:val="none" w:color="000000" w:sz="4" w:space="0"/>
-          <w:right w:val="none" w:color="000000" w:sz="4" w:space="0"/>
-        </w:tcBorders>
-      </w:tcPr>
-    </w:tblStylePr>
-    <w:tblStylePr w:type="firstRow">
-      <w:rPr>
-        <w:b/>
-        <w:color w:val="404040"/>
-      </w:rPr>
-      <w:pPr>
-        <w:pBdr/>
-        <w:spacing/>
-        <w:ind/>
-      </w:pPr>
-      <w:tblPr>
-        <w:tblBorders/>
-      </w:tblPr>
-      <w:tcPr>
         <w:shd w:val="clear" w:color="ffffff"/>
         <w:tcBorders>
           <w:top w:val="none" w:color="000000" w:sz="4" w:space="0"/>
@@ -7529,30 +7579,7 @@
         </w:tcBorders>
       </w:tcPr>
     </w:tblStylePr>
-    <w:tblStylePr w:type="lastCol">
-      <w:rPr>
-        <w:i/>
-        <w:color w:val="404040"/>
-      </w:rPr>
-      <w:pPr>
-        <w:pBdr/>
-        <w:spacing/>
-        <w:ind/>
-      </w:pPr>
-      <w:tblPr>
-        <w:tblBorders/>
-      </w:tblPr>
-      <w:tcPr>
-        <w:shd w:color="ffffff"/>
-        <w:tcBorders>
-          <w:top w:val="none" w:color="000000" w:sz="4" w:space="0"/>
-          <w:left w:val="none" w:color="000000" w:sz="4" w:space="0"/>
-          <w:bottom w:val="none" w:color="000000" w:sz="4" w:space="0"/>
-          <w:right w:val="none" w:color="000000" w:sz="4" w:space="0"/>
-        </w:tcBorders>
-      </w:tcPr>
-    </w:tblStylePr>
-    <w:tblStylePr w:type="lastRow">
+    <w:tblStylePr w:type="firstRow">
       <w:rPr>
         <w:b/>
         <w:color w:val="404040"/>
@@ -7575,6 +7602,52 @@
         </w:tcBorders>
       </w:tcPr>
     </w:tblStylePr>
+    <w:tblStylePr w:type="lastCol">
+      <w:rPr>
+        <w:i/>
+        <w:color w:val="404040"/>
+      </w:rPr>
+      <w:pPr>
+        <w:pBdr/>
+        <w:spacing/>
+        <w:ind/>
+      </w:pPr>
+      <w:tblPr>
+        <w:tblBorders/>
+      </w:tblPr>
+      <w:tcPr>
+        <w:shd w:val="clear" w:color="ffffff"/>
+        <w:tcBorders>
+          <w:top w:val="none" w:color="000000" w:sz="4" w:space="0"/>
+          <w:left w:val="none" w:color="000000" w:sz="4" w:space="0"/>
+          <w:bottom w:val="none" w:color="000000" w:sz="4" w:space="0"/>
+          <w:right w:val="none" w:color="000000" w:sz="4" w:space="0"/>
+        </w:tcBorders>
+      </w:tcPr>
+    </w:tblStylePr>
+    <w:tblStylePr w:type="lastRow">
+      <w:rPr>
+        <w:b/>
+        <w:color w:val="404040"/>
+      </w:rPr>
+      <w:pPr>
+        <w:pBdr/>
+        <w:spacing/>
+        <w:ind/>
+      </w:pPr>
+      <w:tblPr>
+        <w:tblBorders/>
+      </w:tblPr>
+      <w:tcPr>
+        <w:shd w:val="clear" w:color="ffffff"/>
+        <w:tcBorders>
+          <w:top w:val="none" w:color="000000" w:sz="4" w:space="0"/>
+          <w:left w:val="none" w:color="000000" w:sz="4" w:space="0"/>
+          <w:bottom w:val="none" w:color="000000" w:sz="4" w:space="0"/>
+          <w:right w:val="none" w:color="000000" w:sz="4" w:space="0"/>
+        </w:tcBorders>
+      </w:tcPr>
+    </w:tblStylePr>
     <w:tblStylePr w:type="nwCell">
       <w:pPr>
         <w:pBdr/>
@@ -7641,9 +7714,9 @@
       </w:tcPr>
     </w:tblStylePr>
   </w:style>
-  <w:style w:type="table" w:styleId="37">
+  <w:style w:type="table" w:styleId="735">
     <w:name w:val="Grid Table 3 - Accent 4"/>
-    <w:basedOn w:val="11"/>
+    <w:basedOn w:val="709"/>
     <w:uiPriority w:val="99"/>
     <w:pPr>
       <w:pBdr/>
@@ -7742,29 +7815,6 @@
         <w:tblBorders/>
       </w:tblPr>
       <w:tcPr>
-        <w:shd w:color="ffffff"/>
-        <w:tcBorders>
-          <w:top w:val="none" w:color="000000" w:sz="4" w:space="0"/>
-          <w:left w:val="none" w:color="000000" w:sz="4" w:space="0"/>
-          <w:bottom w:val="none" w:color="000000" w:sz="4" w:space="0"/>
-          <w:right w:val="none" w:color="000000" w:sz="4" w:space="0"/>
-        </w:tcBorders>
-      </w:tcPr>
-    </w:tblStylePr>
-    <w:tblStylePr w:type="firstRow">
-      <w:rPr>
-        <w:b/>
-        <w:color w:val="404040"/>
-      </w:rPr>
-      <w:pPr>
-        <w:pBdr/>
-        <w:spacing/>
-        <w:ind/>
-      </w:pPr>
-      <w:tblPr>
-        <w:tblBorders/>
-      </w:tblPr>
-      <w:tcPr>
         <w:shd w:val="clear" w:color="ffffff"/>
         <w:tcBorders>
           <w:top w:val="none" w:color="000000" w:sz="4" w:space="0"/>
@@ -7774,30 +7824,7 @@
         </w:tcBorders>
       </w:tcPr>
     </w:tblStylePr>
-    <w:tblStylePr w:type="lastCol">
-      <w:rPr>
-        <w:i/>
-        <w:color w:val="404040"/>
-      </w:rPr>
-      <w:pPr>
-        <w:pBdr/>
-        <w:spacing/>
-        <w:ind/>
-      </w:pPr>
-      <w:tblPr>
-        <w:tblBorders/>
-      </w:tblPr>
-      <w:tcPr>
-        <w:shd w:color="ffffff"/>
-        <w:tcBorders>
-          <w:top w:val="none" w:color="000000" w:sz="4" w:space="0"/>
-          <w:left w:val="none" w:color="000000" w:sz="4" w:space="0"/>
-          <w:bottom w:val="none" w:color="000000" w:sz="4" w:space="0"/>
-          <w:right w:val="none" w:color="000000" w:sz="4" w:space="0"/>
-        </w:tcBorders>
-      </w:tcPr>
-    </w:tblStylePr>
-    <w:tblStylePr w:type="lastRow">
+    <w:tblStylePr w:type="firstRow">
       <w:rPr>
         <w:b/>
         <w:color w:val="404040"/>
@@ -7820,6 +7847,52 @@
         </w:tcBorders>
       </w:tcPr>
     </w:tblStylePr>
+    <w:tblStylePr w:type="lastCol">
+      <w:rPr>
+        <w:i/>
+        <w:color w:val="404040"/>
+      </w:rPr>
+      <w:pPr>
+        <w:pBdr/>
+        <w:spacing/>
+        <w:ind/>
+      </w:pPr>
+      <w:tblPr>
+        <w:tblBorders/>
+      </w:tblPr>
+      <w:tcPr>
+        <w:shd w:val="clear" w:color="ffffff"/>
+        <w:tcBorders>
+          <w:top w:val="none" w:color="000000" w:sz="4" w:space="0"/>
+          <w:left w:val="none" w:color="000000" w:sz="4" w:space="0"/>
+          <w:bottom w:val="none" w:color="000000" w:sz="4" w:space="0"/>
+          <w:right w:val="none" w:color="000000" w:sz="4" w:space="0"/>
+        </w:tcBorders>
+      </w:tcPr>
+    </w:tblStylePr>
+    <w:tblStylePr w:type="lastRow">
+      <w:rPr>
+        <w:b/>
+        <w:color w:val="404040"/>
+      </w:rPr>
+      <w:pPr>
+        <w:pBdr/>
+        <w:spacing/>
+        <w:ind/>
+      </w:pPr>
+      <w:tblPr>
+        <w:tblBorders/>
+      </w:tblPr>
+      <w:tcPr>
+        <w:shd w:val="clear" w:color="ffffff"/>
+        <w:tcBorders>
+          <w:top w:val="none" w:color="000000" w:sz="4" w:space="0"/>
+          <w:left w:val="none" w:color="000000" w:sz="4" w:space="0"/>
+          <w:bottom w:val="none" w:color="000000" w:sz="4" w:space="0"/>
+          <w:right w:val="none" w:color="000000" w:sz="4" w:space="0"/>
+        </w:tcBorders>
+      </w:tcPr>
+    </w:tblStylePr>
     <w:tblStylePr w:type="nwCell">
       <w:pPr>
         <w:pBdr/>
@@ -7886,9 +7959,9 @@
       </w:tcPr>
     </w:tblStylePr>
   </w:style>
-  <w:style w:type="table" w:styleId="38">
+  <w:style w:type="table" w:styleId="736">
     <w:name w:val="Grid Table 3 - Accent 5"/>
-    <w:basedOn w:val="11"/>
+    <w:basedOn w:val="709"/>
     <w:uiPriority w:val="99"/>
     <w:pPr>
       <w:pBdr/>
@@ -7987,29 +8060,6 @@
         <w:tblBorders/>
       </w:tblPr>
       <w:tcPr>
-        <w:shd w:color="ffffff"/>
-        <w:tcBorders>
-          <w:top w:val="none" w:color="000000" w:sz="4" w:space="0"/>
-          <w:left w:val="none" w:color="000000" w:sz="4" w:space="0"/>
-          <w:bottom w:val="none" w:color="000000" w:sz="4" w:space="0"/>
-          <w:right w:val="none" w:color="000000" w:sz="4" w:space="0"/>
-        </w:tcBorders>
-      </w:tcPr>
-    </w:tblStylePr>
-    <w:tblStylePr w:type="firstRow">
-      <w:rPr>
-        <w:b/>
-        <w:color w:val="404040"/>
-      </w:rPr>
-      <w:pPr>
-        <w:pBdr/>
-        <w:spacing/>
-        <w:ind/>
-      </w:pPr>
-      <w:tblPr>
-        <w:tblBorders/>
-      </w:tblPr>
-      <w:tcPr>
         <w:shd w:val="clear" w:color="ffffff"/>
         <w:tcBorders>
           <w:top w:val="none" w:color="000000" w:sz="4" w:space="0"/>
@@ -8019,30 +8069,7 @@
         </w:tcBorders>
       </w:tcPr>
     </w:tblStylePr>
-    <w:tblStylePr w:type="lastCol">
-      <w:rPr>
-        <w:i/>
-        <w:color w:val="404040"/>
-      </w:rPr>
-      <w:pPr>
-        <w:pBdr/>
-        <w:spacing/>
-        <w:ind/>
-      </w:pPr>
-      <w:tblPr>
-        <w:tblBorders/>
-      </w:tblPr>
-      <w:tcPr>
-        <w:shd w:color="ffffff"/>
-        <w:tcBorders>
-          <w:top w:val="none" w:color="000000" w:sz="4" w:space="0"/>
-          <w:left w:val="none" w:color="000000" w:sz="4" w:space="0"/>
-          <w:bottom w:val="none" w:color="000000" w:sz="4" w:space="0"/>
-          <w:right w:val="none" w:color="000000" w:sz="4" w:space="0"/>
-        </w:tcBorders>
-      </w:tcPr>
-    </w:tblStylePr>
-    <w:tblStylePr w:type="lastRow">
+    <w:tblStylePr w:type="firstRow">
       <w:rPr>
         <w:b/>
         <w:color w:val="404040"/>
@@ -8065,6 +8092,52 @@
         </w:tcBorders>
       </w:tcPr>
     </w:tblStylePr>
+    <w:tblStylePr w:type="lastCol">
+      <w:rPr>
+        <w:i/>
+        <w:color w:val="404040"/>
+      </w:rPr>
+      <w:pPr>
+        <w:pBdr/>
+        <w:spacing/>
+        <w:ind/>
+      </w:pPr>
+      <w:tblPr>
+        <w:tblBorders/>
+      </w:tblPr>
+      <w:tcPr>
+        <w:shd w:val="clear" w:color="ffffff"/>
+        <w:tcBorders>
+          <w:top w:val="none" w:color="000000" w:sz="4" w:space="0"/>
+          <w:left w:val="none" w:color="000000" w:sz="4" w:space="0"/>
+          <w:bottom w:val="none" w:color="000000" w:sz="4" w:space="0"/>
+          <w:right w:val="none" w:color="000000" w:sz="4" w:space="0"/>
+        </w:tcBorders>
+      </w:tcPr>
+    </w:tblStylePr>
+    <w:tblStylePr w:type="lastRow">
+      <w:rPr>
+        <w:b/>
+        <w:color w:val="404040"/>
+      </w:rPr>
+      <w:pPr>
+        <w:pBdr/>
+        <w:spacing/>
+        <w:ind/>
+      </w:pPr>
+      <w:tblPr>
+        <w:tblBorders/>
+      </w:tblPr>
+      <w:tcPr>
+        <w:shd w:val="clear" w:color="ffffff"/>
+        <w:tcBorders>
+          <w:top w:val="none" w:color="000000" w:sz="4" w:space="0"/>
+          <w:left w:val="none" w:color="000000" w:sz="4" w:space="0"/>
+          <w:bottom w:val="none" w:color="000000" w:sz="4" w:space="0"/>
+          <w:right w:val="none" w:color="000000" w:sz="4" w:space="0"/>
+        </w:tcBorders>
+      </w:tcPr>
+    </w:tblStylePr>
     <w:tblStylePr w:type="nwCell">
       <w:pPr>
         <w:pBdr/>
@@ -8131,9 +8204,9 @@
       </w:tcPr>
     </w:tblStylePr>
   </w:style>
-  <w:style w:type="table" w:styleId="39">
+  <w:style w:type="table" w:styleId="737">
     <w:name w:val="Grid Table 3 - Accent 6"/>
-    <w:basedOn w:val="11"/>
+    <w:basedOn w:val="709"/>
     <w:uiPriority w:val="99"/>
     <w:pPr>
       <w:pBdr/>
@@ -8232,29 +8305,6 @@
         <w:tblBorders/>
       </w:tblPr>
       <w:tcPr>
-        <w:shd w:color="ffffff"/>
-        <w:tcBorders>
-          <w:top w:val="none" w:color="000000" w:sz="4" w:space="0"/>
-          <w:left w:val="none" w:color="000000" w:sz="4" w:space="0"/>
-          <w:bottom w:val="none" w:color="000000" w:sz="4" w:space="0"/>
-          <w:right w:val="none" w:color="000000" w:sz="4" w:space="0"/>
-        </w:tcBorders>
-      </w:tcPr>
-    </w:tblStylePr>
-    <w:tblStylePr w:type="firstRow">
-      <w:rPr>
-        <w:b/>
-        <w:color w:val="404040"/>
-      </w:rPr>
-      <w:pPr>
-        <w:pBdr/>
-        <w:spacing/>
-        <w:ind/>
-      </w:pPr>
-      <w:tblPr>
-        <w:tblBorders/>
-      </w:tblPr>
-      <w:tcPr>
         <w:shd w:val="clear" w:color="ffffff"/>
         <w:tcBorders>
           <w:top w:val="none" w:color="000000" w:sz="4" w:space="0"/>
@@ -8264,30 +8314,7 @@
         </w:tcBorders>
       </w:tcPr>
     </w:tblStylePr>
-    <w:tblStylePr w:type="lastCol">
-      <w:rPr>
-        <w:i/>
-        <w:color w:val="404040"/>
-      </w:rPr>
-      <w:pPr>
-        <w:pBdr/>
-        <w:spacing/>
-        <w:ind/>
-      </w:pPr>
-      <w:tblPr>
-        <w:tblBorders/>
-      </w:tblPr>
-      <w:tcPr>
-        <w:shd w:color="ffffff"/>
-        <w:tcBorders>
-          <w:top w:val="none" w:color="000000" w:sz="4" w:space="0"/>
-          <w:left w:val="none" w:color="000000" w:sz="4" w:space="0"/>
-          <w:bottom w:val="none" w:color="000000" w:sz="4" w:space="0"/>
-          <w:right w:val="none" w:color="000000" w:sz="4" w:space="0"/>
-        </w:tcBorders>
-      </w:tcPr>
-    </w:tblStylePr>
-    <w:tblStylePr w:type="lastRow">
+    <w:tblStylePr w:type="firstRow">
       <w:rPr>
         <w:b/>
         <w:color w:val="404040"/>
@@ -8310,6 +8337,52 @@
         </w:tcBorders>
       </w:tcPr>
     </w:tblStylePr>
+    <w:tblStylePr w:type="lastCol">
+      <w:rPr>
+        <w:i/>
+        <w:color w:val="404040"/>
+      </w:rPr>
+      <w:pPr>
+        <w:pBdr/>
+        <w:spacing/>
+        <w:ind/>
+      </w:pPr>
+      <w:tblPr>
+        <w:tblBorders/>
+      </w:tblPr>
+      <w:tcPr>
+        <w:shd w:val="clear" w:color="ffffff"/>
+        <w:tcBorders>
+          <w:top w:val="none" w:color="000000" w:sz="4" w:space="0"/>
+          <w:left w:val="none" w:color="000000" w:sz="4" w:space="0"/>
+          <w:bottom w:val="none" w:color="000000" w:sz="4" w:space="0"/>
+          <w:right w:val="none" w:color="000000" w:sz="4" w:space="0"/>
+        </w:tcBorders>
+      </w:tcPr>
+    </w:tblStylePr>
+    <w:tblStylePr w:type="lastRow">
+      <w:rPr>
+        <w:b/>
+        <w:color w:val="404040"/>
+      </w:rPr>
+      <w:pPr>
+        <w:pBdr/>
+        <w:spacing/>
+        <w:ind/>
+      </w:pPr>
+      <w:tblPr>
+        <w:tblBorders/>
+      </w:tblPr>
+      <w:tcPr>
+        <w:shd w:val="clear" w:color="ffffff"/>
+        <w:tcBorders>
+          <w:top w:val="none" w:color="000000" w:sz="4" w:space="0"/>
+          <w:left w:val="none" w:color="000000" w:sz="4" w:space="0"/>
+          <w:bottom w:val="none" w:color="000000" w:sz="4" w:space="0"/>
+          <w:right w:val="none" w:color="000000" w:sz="4" w:space="0"/>
+        </w:tcBorders>
+      </w:tcPr>
+    </w:tblStylePr>
     <w:tblStylePr w:type="nwCell">
       <w:pPr>
         <w:pBdr/>
@@ -8376,9 +8449,9 @@
       </w:tcPr>
     </w:tblStylePr>
   </w:style>
-  <w:style w:type="table" w:styleId="40">
+  <w:style w:type="table" w:styleId="738">
     <w:name w:val="Grid Table 4"/>
-    <w:basedOn w:val="11"/>
+    <w:basedOn w:val="709"/>
     <w:uiPriority w:val="59"/>
     <w:pPr>
       <w:pBdr/>
@@ -8609,9 +8682,9 @@
       </w:tcPr>
     </w:tblStylePr>
   </w:style>
-  <w:style w:type="table" w:styleId="41">
+  <w:style w:type="table" w:styleId="739">
     <w:name w:val="Grid Table 4 - Accent 1"/>
-    <w:basedOn w:val="11"/>
+    <w:basedOn w:val="709"/>
     <w:uiPriority w:val="59"/>
     <w:pPr>
       <w:pBdr/>
@@ -8842,9 +8915,9 @@
       </w:tcPr>
     </w:tblStylePr>
   </w:style>
-  <w:style w:type="table" w:styleId="42">
+  <w:style w:type="table" w:styleId="740">
     <w:name w:val="Grid Table 4 - Accent 2"/>
-    <w:basedOn w:val="11"/>
+    <w:basedOn w:val="709"/>
     <w:uiPriority w:val="59"/>
     <w:pPr>
       <w:pBdr/>
@@ -9075,9 +9148,9 @@
       </w:tcPr>
     </w:tblStylePr>
   </w:style>
-  <w:style w:type="table" w:styleId="43">
+  <w:style w:type="table" w:styleId="741">
     <w:name w:val="Grid Table 4 - Accent 3"/>
-    <w:basedOn w:val="11"/>
+    <w:basedOn w:val="709"/>
     <w:uiPriority w:val="59"/>
     <w:pPr>
       <w:pBdr/>
@@ -9308,9 +9381,9 @@
       </w:tcPr>
     </w:tblStylePr>
   </w:style>
-  <w:style w:type="table" w:styleId="44">
+  <w:style w:type="table" w:styleId="742">
     <w:name w:val="Grid Table 4 - Accent 4"/>
-    <w:basedOn w:val="11"/>
+    <w:basedOn w:val="709"/>
     <w:uiPriority w:val="59"/>
     <w:pPr>
       <w:pBdr/>
@@ -9541,9 +9614,9 @@
       </w:tcPr>
     </w:tblStylePr>
   </w:style>
-  <w:style w:type="table" w:styleId="45">
+  <w:style w:type="table" w:styleId="743">
     <w:name w:val="Grid Table 4 - Accent 5"/>
-    <w:basedOn w:val="11"/>
+    <w:basedOn w:val="709"/>
     <w:uiPriority w:val="59"/>
     <w:pPr>
       <w:pBdr/>
@@ -9774,9 +9847,9 @@
       </w:tcPr>
     </w:tblStylePr>
   </w:style>
-  <w:style w:type="table" w:styleId="46">
+  <w:style w:type="table" w:styleId="744">
     <w:name w:val="Grid Table 4 - Accent 6"/>
-    <w:basedOn w:val="11"/>
+    <w:basedOn w:val="709"/>
     <w:uiPriority w:val="59"/>
     <w:pPr>
       <w:pBdr/>
@@ -10007,9 +10080,9 @@
       </w:tcPr>
     </w:tblStylePr>
   </w:style>
-  <w:style w:type="table" w:styleId="47">
+  <w:style w:type="table" w:styleId="745">
     <w:name w:val="Grid Table 5 Dark"/>
-    <w:basedOn w:val="11"/>
+    <w:basedOn w:val="709"/>
     <w:uiPriority w:val="99"/>
     <w:pPr>
       <w:pBdr/>
@@ -10235,9 +10308,9 @@
       </w:tcPr>
     </w:tblStylePr>
   </w:style>
-  <w:style w:type="table" w:styleId="48">
+  <w:style w:type="table" w:styleId="746">
     <w:name w:val="Grid Table 5 Dark- Accent 1"/>
-    <w:basedOn w:val="11"/>
+    <w:basedOn w:val="709"/>
     <w:uiPriority w:val="99"/>
     <w:pPr>
       <w:pBdr/>
@@ -10463,9 +10536,9 @@
       </w:tcPr>
     </w:tblStylePr>
   </w:style>
-  <w:style w:type="table" w:styleId="49">
+  <w:style w:type="table" w:styleId="747">
     <w:name w:val="Grid Table 5 Dark - Accent 2"/>
-    <w:basedOn w:val="11"/>
+    <w:basedOn w:val="709"/>
     <w:uiPriority w:val="99"/>
     <w:pPr>
       <w:pBdr/>
@@ -10691,9 +10764,9 @@
       </w:tcPr>
     </w:tblStylePr>
   </w:style>
-  <w:style w:type="table" w:styleId="50">
+  <w:style w:type="table" w:styleId="748">
     <w:name w:val="Grid Table 5 Dark - Accent 3"/>
-    <w:basedOn w:val="11"/>
+    <w:basedOn w:val="709"/>
     <w:uiPriority w:val="99"/>
     <w:pPr>
       <w:pBdr/>
@@ -10919,9 +10992,9 @@
       </w:tcPr>
     </w:tblStylePr>
   </w:style>
-  <w:style w:type="table" w:styleId="51">
+  <w:style w:type="table" w:styleId="749">
     <w:name w:val="Grid Table 5 Dark- Accent 4"/>
-    <w:basedOn w:val="11"/>
+    <w:basedOn w:val="709"/>
     <w:uiPriority w:val="99"/>
     <w:pPr>
       <w:pBdr/>
@@ -11147,9 +11220,9 @@
       </w:tcPr>
     </w:tblStylePr>
   </w:style>
-  <w:style w:type="table" w:styleId="52">
+  <w:style w:type="table" w:styleId="750">
     <w:name w:val="Grid Table 5 Dark - Accent 5"/>
-    <w:basedOn w:val="11"/>
+    <w:basedOn w:val="709"/>
     <w:uiPriority w:val="99"/>
     <w:pPr>
       <w:pBdr/>
@@ -11375,9 +11448,9 @@
       </w:tcPr>
     </w:tblStylePr>
   </w:style>
-  <w:style w:type="table" w:styleId="53">
+  <w:style w:type="table" w:styleId="751">
     <w:name w:val="Grid Table 5 Dark - Accent 6"/>
-    <w:basedOn w:val="11"/>
+    <w:basedOn w:val="709"/>
     <w:uiPriority w:val="99"/>
     <w:pPr>
       <w:pBdr/>
@@ -11603,9 +11676,9 @@
       </w:tcPr>
     </w:tblStylePr>
   </w:style>
-  <w:style w:type="table" w:styleId="54">
+  <w:style w:type="table" w:styleId="752">
     <w:name w:val="Grid Table 6 Colorful"/>
-    <w:basedOn w:val="11"/>
+    <w:basedOn w:val="709"/>
     <w:uiPriority w:val="99"/>
     <w:pPr>
       <w:pBdr/>
@@ -11833,9 +11906,9 @@
       </w:tcPr>
     </w:tblStylePr>
   </w:style>
-  <w:style w:type="table" w:styleId="55">
+  <w:style w:type="table" w:styleId="753">
     <w:name w:val="Grid Table 6 Colorful - Accent 1"/>
-    <w:basedOn w:val="11"/>
+    <w:basedOn w:val="709"/>
     <w:uiPriority w:val="99"/>
     <w:pPr>
       <w:pBdr/>
@@ -12063,9 +12136,9 @@
       </w:tcPr>
     </w:tblStylePr>
   </w:style>
-  <w:style w:type="table" w:styleId="56">
+  <w:style w:type="table" w:styleId="754">
     <w:name w:val="Grid Table 6 Colorful - Accent 2"/>
-    <w:basedOn w:val="11"/>
+    <w:basedOn w:val="709"/>
     <w:uiPriority w:val="99"/>
     <w:pPr>
       <w:pBdr/>
@@ -12293,9 +12366,9 @@
       </w:tcPr>
     </w:tblStylePr>
   </w:style>
-  <w:style w:type="table" w:styleId="57">
+  <w:style w:type="table" w:styleId="755">
     <w:name w:val="Grid Table 6 Colorful - Accent 3"/>
-    <w:basedOn w:val="11"/>
+    <w:basedOn w:val="709"/>
     <w:uiPriority w:val="99"/>
     <w:pPr>
       <w:pBdr/>
@@ -12523,9 +12596,9 @@
       </w:tcPr>
     </w:tblStylePr>
   </w:style>
-  <w:style w:type="table" w:styleId="58">
+  <w:style w:type="table" w:styleId="756">
     <w:name w:val="Grid Table 6 Colorful - Accent 4"/>
-    <w:basedOn w:val="11"/>
+    <w:basedOn w:val="709"/>
     <w:uiPriority w:val="99"/>
     <w:pPr>
       <w:pBdr/>
@@ -12753,9 +12826,9 @@
       </w:tcPr>
     </w:tblStylePr>
   </w:style>
-  <w:style w:type="table" w:styleId="59">
+  <w:style w:type="table" w:styleId="757">
     <w:name w:val="Grid Table 6 Colorful - Accent 5"/>
-    <w:basedOn w:val="11"/>
+    <w:basedOn w:val="709"/>
     <w:uiPriority w:val="99"/>
     <w:pPr>
       <w:pBdr/>
@@ -12983,9 +13056,9 @@
       </w:tcPr>
     </w:tblStylePr>
   </w:style>
-  <w:style w:type="table" w:styleId="60">
+  <w:style w:type="table" w:styleId="758">
     <w:name w:val="Grid Table 6 Colorful - Accent 6"/>
-    <w:basedOn w:val="11"/>
+    <w:basedOn w:val="709"/>
     <w:uiPriority w:val="99"/>
     <w:pPr>
       <w:pBdr/>
@@ -13213,9 +13286,9 @@
       </w:tcPr>
     </w:tblStylePr>
   </w:style>
-  <w:style w:type="table" w:styleId="61">
+  <w:style w:type="table" w:styleId="759">
     <w:name w:val="Grid Table 7 Colorful"/>
-    <w:basedOn w:val="11"/>
+    <w:basedOn w:val="709"/>
     <w:uiPriority w:val="99"/>
     <w:pPr>
       <w:pBdr/>
@@ -13317,11 +13390,11 @@
         <w:tblBorders/>
       </w:tblPr>
       <w:tcPr>
-        <w:shd w:color="ffffff"/>
+        <w:shd w:val="clear" w:color="ffffff"/>
         <w:tcBorders>
-          <w:top w:val="none"/>
-          <w:left w:val="none"/>
-          <w:bottom w:val="none"/>
+          <w:top w:val="none" w:color="000000" w:sz="4" w:space="0"/>
+          <w:left w:val="none" w:color="000000" w:sz="4" w:space="0"/>
+          <w:bottom w:val="none" w:color="000000" w:sz="4" w:space="0"/>
           <w:right w:val="single" w:color="000000" w:themeColor="text1" w:themeTint="80" w:sz="4" w:space="0"/>
         </w:tcBorders>
       </w:tcPr>
@@ -13344,10 +13417,10 @@
       <w:tcPr>
         <w:shd w:val="clear" w:color="ffffff" w:themeColor="light1" w:fill="ffffff" w:themeFill="light1"/>
         <w:tcBorders>
-          <w:top w:val="none"/>
-          <w:left w:val="none"/>
+          <w:top w:val="none" w:color="000000" w:sz="4" w:space="0"/>
+          <w:left w:val="none" w:color="000000" w:sz="4" w:space="0"/>
           <w:bottom w:val="single" w:color="000000" w:themeColor="text1" w:themeTint="80" w:sz="4" w:space="0"/>
-          <w:right w:val="none"/>
+          <w:right w:val="none" w:color="000000" w:sz="4" w:space="0"/>
         </w:tcBorders>
       </w:tcPr>
     </w:tblStylePr>
@@ -13367,12 +13440,12 @@
         <w:tblBorders/>
       </w:tblPr>
       <w:tcPr>
-        <w:shd w:color="ffffff"/>
+        <w:shd w:val="clear" w:color="ffffff"/>
         <w:tcBorders>
-          <w:top w:val="none"/>
+          <w:top w:val="none" w:color="000000" w:sz="4" w:space="0"/>
           <w:left w:val="single" w:color="000000" w:themeColor="text1" w:themeTint="80" w:sz="4" w:space="0"/>
-          <w:bottom w:val="none"/>
-          <w:right w:val="none"/>
+          <w:bottom w:val="none" w:color="000000" w:sz="4" w:space="0"/>
+          <w:right w:val="none" w:color="000000" w:sz="4" w:space="0"/>
         </w:tcBorders>
       </w:tcPr>
     </w:tblStylePr>
@@ -13395,9 +13468,9 @@
         <w:shd w:val="clear" w:color="ffffff" w:themeColor="light1" w:fill="ffffff" w:themeFill="light1"/>
         <w:tcBorders>
           <w:top w:val="single" w:color="000000" w:themeColor="text1" w:themeTint="80" w:sz="4" w:space="0"/>
-          <w:left w:val="none"/>
-          <w:bottom w:val="none"/>
-          <w:right w:val="none"/>
+          <w:left w:val="none" w:color="000000" w:sz="4" w:space="0"/>
+          <w:bottom w:val="none" w:color="000000" w:sz="4" w:space="0"/>
+          <w:right w:val="none" w:color="000000" w:sz="4" w:space="0"/>
         </w:tcBorders>
       </w:tcPr>
     </w:tblStylePr>
@@ -13467,9 +13540,9 @@
       </w:tcPr>
     </w:tblStylePr>
   </w:style>
-  <w:style w:type="table" w:styleId="62">
+  <w:style w:type="table" w:styleId="760">
     <w:name w:val="Grid Table 7 Colorful - Accent 1"/>
-    <w:basedOn w:val="11"/>
+    <w:basedOn w:val="709"/>
     <w:uiPriority w:val="99"/>
     <w:pPr>
       <w:pBdr/>
@@ -13571,11 +13644,11 @@
         <w:tblBorders/>
       </w:tblPr>
       <w:tcPr>
-        <w:shd w:color="ffffff"/>
+        <w:shd w:val="clear" w:color="ffffff"/>
         <w:tcBorders>
-          <w:top w:val="none"/>
-          <w:left w:val="none"/>
-          <w:bottom w:val="none"/>
+          <w:top w:val="none" w:color="000000" w:sz="4" w:space="0"/>
+          <w:left w:val="none" w:color="000000" w:sz="4" w:space="0"/>
+          <w:bottom w:val="none" w:color="000000" w:sz="4" w:space="0"/>
           <w:right w:val="single" w:color="000000" w:themeColor="accent1" w:themeTint="80" w:sz="4" w:space="0"/>
         </w:tcBorders>
       </w:tcPr>
@@ -13598,10 +13671,10 @@
       <w:tcPr>
         <w:shd w:val="clear" w:color="ffffff" w:themeColor="light1" w:fill="ffffff" w:themeFill="light1"/>
         <w:tcBorders>
-          <w:top w:val="none"/>
-          <w:left w:val="none"/>
+          <w:top w:val="none" w:color="000000" w:sz="4" w:space="0"/>
+          <w:left w:val="none" w:color="000000" w:sz="4" w:space="0"/>
           <w:bottom w:val="single" w:color="000000" w:themeColor="accent1" w:themeTint="80" w:sz="4" w:space="0"/>
-          <w:right w:val="none"/>
+          <w:right w:val="none" w:color="000000" w:sz="4" w:space="0"/>
         </w:tcBorders>
       </w:tcPr>
     </w:tblStylePr>
@@ -13621,12 +13694,12 @@
         <w:tblBorders/>
       </w:tblPr>
       <w:tcPr>
-        <w:shd w:color="ffffff"/>
+        <w:shd w:val="clear" w:color="ffffff"/>
         <w:tcBorders>
-          <w:top w:val="none"/>
+          <w:top w:val="none" w:color="000000" w:sz="4" w:space="0"/>
           <w:left w:val="single" w:color="000000" w:themeColor="accent1" w:themeTint="80" w:sz="4" w:space="0"/>
-          <w:bottom w:val="none"/>
-          <w:right w:val="none"/>
+          <w:bottom w:val="none" w:color="000000" w:sz="4" w:space="0"/>
+          <w:right w:val="none" w:color="000000" w:sz="4" w:space="0"/>
         </w:tcBorders>
       </w:tcPr>
     </w:tblStylePr>
@@ -13649,9 +13722,9 @@
         <w:shd w:val="clear" w:color="ffffff" w:themeColor="light1" w:fill="ffffff" w:themeFill="light1"/>
         <w:tcBorders>
           <w:top w:val="single" w:color="000000" w:themeColor="accent1" w:themeTint="80" w:sz="4" w:space="0"/>
-          <w:left w:val="none"/>
-          <w:bottom w:val="none"/>
-          <w:right w:val="none"/>
+          <w:left w:val="none" w:color="000000" w:sz="4" w:space="0"/>
+          <w:bottom w:val="none" w:color="000000" w:sz="4" w:space="0"/>
+          <w:right w:val="none" w:color="000000" w:sz="4" w:space="0"/>
         </w:tcBorders>
       </w:tcPr>
     </w:tblStylePr>
@@ -13721,9 +13794,9 @@
       </w:tcPr>
     </w:tblStylePr>
   </w:style>
-  <w:style w:type="table" w:styleId="63">
+  <w:style w:type="table" w:styleId="761">
     <w:name w:val="Grid Table 7 Colorful - Accent 2"/>
-    <w:basedOn w:val="11"/>
+    <w:basedOn w:val="709"/>
     <w:uiPriority w:val="99"/>
     <w:pPr>
       <w:pBdr/>
@@ -13825,11 +13898,11 @@
         <w:tblBorders/>
       </w:tblPr>
       <w:tcPr>
-        <w:shd w:color="ffffff"/>
+        <w:shd w:val="clear" w:color="ffffff"/>
         <w:tcBorders>
-          <w:top w:val="none"/>
-          <w:left w:val="none"/>
-          <w:bottom w:val="none"/>
+          <w:top w:val="none" w:color="000000" w:sz="4" w:space="0"/>
+          <w:left w:val="none" w:color="000000" w:sz="4" w:space="0"/>
+          <w:bottom w:val="none" w:color="000000" w:sz="4" w:space="0"/>
           <w:right w:val="single" w:color="000000" w:themeColor="accent2" w:themeTint="97" w:sz="4" w:space="0"/>
         </w:tcBorders>
       </w:tcPr>
@@ -13852,10 +13925,10 @@
       <w:tcPr>
         <w:shd w:val="clear" w:color="ffffff" w:themeColor="light1" w:fill="ffffff" w:themeFill="light1"/>
         <w:tcBorders>
-          <w:top w:val="none"/>
-          <w:left w:val="none"/>
+          <w:top w:val="none" w:color="000000" w:sz="4" w:space="0"/>
+          <w:left w:val="none" w:color="000000" w:sz="4" w:space="0"/>
           <w:bottom w:val="single" w:color="000000" w:themeColor="accent2" w:themeTint="97" w:sz="4" w:space="0"/>
-          <w:right w:val="none"/>
+          <w:right w:val="none" w:color="000000" w:sz="4" w:space="0"/>
         </w:tcBorders>
       </w:tcPr>
     </w:tblStylePr>
@@ -13875,12 +13948,12 @@
         <w:tblBorders/>
       </w:tblPr>
       <w:tcPr>
-        <w:shd w:color="ffffff"/>
+        <w:shd w:val="clear" w:color="ffffff"/>
         <w:tcBorders>
-          <w:top w:val="none"/>
+          <w:top w:val="none" w:color="000000" w:sz="4" w:space="0"/>
           <w:left w:val="single" w:color="000000" w:themeColor="accent2" w:themeTint="97" w:sz="4" w:space="0"/>
-          <w:bottom w:val="none"/>
-          <w:right w:val="none"/>
+          <w:bottom w:val="none" w:color="000000" w:sz="4" w:space="0"/>
+          <w:right w:val="none" w:color="000000" w:sz="4" w:space="0"/>
         </w:tcBorders>
       </w:tcPr>
     </w:tblStylePr>
@@ -13903,9 +13976,9 @@
         <w:shd w:val="clear" w:color="ffffff" w:themeColor="light1" w:fill="ffffff" w:themeFill="light1"/>
         <w:tcBorders>
           <w:top w:val="single" w:color="000000" w:themeColor="accent2" w:themeTint="97" w:sz="4" w:space="0"/>
-          <w:left w:val="none"/>
-          <w:bottom w:val="none"/>
-          <w:right w:val="none"/>
+          <w:left w:val="none" w:color="000000" w:sz="4" w:space="0"/>
+          <w:bottom w:val="none" w:color="000000" w:sz="4" w:space="0"/>
+          <w:right w:val="none" w:color="000000" w:sz="4" w:space="0"/>
         </w:tcBorders>
       </w:tcPr>
     </w:tblStylePr>
@@ -13975,9 +14048,9 @@
       </w:tcPr>
     </w:tblStylePr>
   </w:style>
-  <w:style w:type="table" w:styleId="64">
+  <w:style w:type="table" w:styleId="762">
     <w:name w:val="Grid Table 7 Colorful - Accent 3"/>
-    <w:basedOn w:val="11"/>
+    <w:basedOn w:val="709"/>
     <w:uiPriority w:val="99"/>
     <w:pPr>
       <w:pBdr/>
@@ -14079,11 +14152,11 @@
         <w:tblBorders/>
       </w:tblPr>
       <w:tcPr>
-        <w:shd w:color="ffffff"/>
+        <w:shd w:val="clear" w:color="ffffff"/>
         <w:tcBorders>
-          <w:top w:val="none"/>
-          <w:left w:val="none"/>
-          <w:bottom w:val="none"/>
+          <w:top w:val="none" w:color="000000" w:sz="4" w:space="0"/>
+          <w:left w:val="none" w:color="000000" w:sz="4" w:space="0"/>
+          <w:bottom w:val="none" w:color="000000" w:sz="4" w:space="0"/>
           <w:right w:val="single" w:color="000000" w:themeColor="accent3" w:themeTint="FE" w:sz="4" w:space="0"/>
         </w:tcBorders>
       </w:tcPr>
@@ -14106,10 +14179,10 @@
       <w:tcPr>
         <w:shd w:val="clear" w:color="ffffff" w:themeColor="light1" w:fill="ffffff" w:themeFill="light1"/>
         <w:tcBorders>
-          <w:top w:val="none"/>
-          <w:left w:val="none"/>
+          <w:top w:val="none" w:color="000000" w:sz="4" w:space="0"/>
+          <w:left w:val="none" w:color="000000" w:sz="4" w:space="0"/>
           <w:bottom w:val="single" w:color="000000" w:themeColor="accent3" w:themeTint="FE" w:sz="4" w:space="0"/>
-          <w:right w:val="none"/>
+          <w:right w:val="none" w:color="000000" w:sz="4" w:space="0"/>
         </w:tcBorders>
       </w:tcPr>
     </w:tblStylePr>
@@ -14129,12 +14202,12 @@
         <w:tblBorders/>
       </w:tblPr>
       <w:tcPr>
-        <w:shd w:color="ffffff"/>
+        <w:shd w:val="clear" w:color="ffffff"/>
         <w:tcBorders>
-          <w:top w:val="none"/>
+          <w:top w:val="none" w:color="000000" w:sz="4" w:space="0"/>
           <w:left w:val="single" w:color="000000" w:themeColor="accent3" w:themeTint="FE" w:sz="4" w:space="0"/>
-          <w:bottom w:val="none"/>
-          <w:right w:val="none"/>
+          <w:bottom w:val="none" w:color="000000" w:sz="4" w:space="0"/>
+          <w:right w:val="none" w:color="000000" w:sz="4" w:space="0"/>
         </w:tcBorders>
       </w:tcPr>
     </w:tblStylePr>
@@ -14157,9 +14230,9 @@
         <w:shd w:val="clear" w:color="ffffff" w:themeColor="light1" w:fill="ffffff" w:themeFill="light1"/>
         <w:tcBorders>
           <w:top w:val="single" w:color="000000" w:themeColor="accent3" w:themeTint="FE" w:sz="4" w:space="0"/>
-          <w:left w:val="none"/>
-          <w:bottom w:val="none"/>
-          <w:right w:val="none"/>
+          <w:left w:val="none" w:color="000000" w:sz="4" w:space="0"/>
+          <w:bottom w:val="none" w:color="000000" w:sz="4" w:space="0"/>
+          <w:right w:val="none" w:color="000000" w:sz="4" w:space="0"/>
         </w:tcBorders>
       </w:tcPr>
     </w:tblStylePr>
@@ -14229,9 +14302,9 @@
       </w:tcPr>
     </w:tblStylePr>
   </w:style>
-  <w:style w:type="table" w:styleId="65">
+  <w:style w:type="table" w:styleId="763">
     <w:name w:val="Grid Table 7 Colorful - Accent 4"/>
-    <w:basedOn w:val="11"/>
+    <w:basedOn w:val="709"/>
     <w:uiPriority w:val="99"/>
     <w:pPr>
       <w:pBdr/>
@@ -14333,11 +14406,11 @@
         <w:tblBorders/>
       </w:tblPr>
       <w:tcPr>
-        <w:shd w:color="ffffff"/>
+        <w:shd w:val="clear" w:color="ffffff"/>
         <w:tcBorders>
-          <w:top w:val="none"/>
-          <w:left w:val="none"/>
-          <w:bottom w:val="none"/>
+          <w:top w:val="none" w:color="000000" w:sz="4" w:space="0"/>
+          <w:left w:val="none" w:color="000000" w:sz="4" w:space="0"/>
+          <w:bottom w:val="none" w:color="000000" w:sz="4" w:space="0"/>
           <w:right w:val="single" w:color="000000" w:themeColor="accent4" w:themeTint="9A" w:sz="4" w:space="0"/>
         </w:tcBorders>
       </w:tcPr>
@@ -14360,10 +14433,10 @@
       <w:tcPr>
         <w:shd w:val="clear" w:color="ffffff" w:themeColor="light1" w:fill="ffffff" w:themeFill="light1"/>
         <w:tcBorders>
-          <w:top w:val="none"/>
-          <w:left w:val="none"/>
+          <w:top w:val="none" w:color="000000" w:sz="4" w:space="0"/>
+          <w:left w:val="none" w:color="000000" w:sz="4" w:space="0"/>
           <w:bottom w:val="single" w:color="000000" w:themeColor="accent4" w:themeTint="9A" w:sz="4" w:space="0"/>
-          <w:right w:val="none"/>
+          <w:right w:val="none" w:color="000000" w:sz="4" w:space="0"/>
         </w:tcBorders>
       </w:tcPr>
     </w:tblStylePr>
@@ -14383,12 +14456,12 @@
         <w:tblBorders/>
       </w:tblPr>
       <w:tcPr>
-        <w:shd w:color="ffffff"/>
+        <w:shd w:val="clear" w:color="ffffff"/>
         <w:tcBorders>
-          <w:top w:val="none"/>
+          <w:top w:val="none" w:color="000000" w:sz="4" w:space="0"/>
           <w:left w:val="single" w:color="000000" w:themeColor="accent4" w:themeTint="9A" w:sz="4" w:space="0"/>
-          <w:bottom w:val="none"/>
-          <w:right w:val="none"/>
+          <w:bottom w:val="none" w:color="000000" w:sz="4" w:space="0"/>
+          <w:right w:val="none" w:color="000000" w:sz="4" w:space="0"/>
         </w:tcBorders>
       </w:tcPr>
     </w:tblStylePr>
@@ -14411,9 +14484,9 @@
         <w:shd w:val="clear" w:color="ffffff" w:themeColor="light1" w:fill="ffffff" w:themeFill="light1"/>
         <w:tcBorders>
           <w:top w:val="single" w:color="000000" w:themeColor="accent4" w:themeTint="9A" w:sz="4" w:space="0"/>
-          <w:left w:val="none"/>
-          <w:bottom w:val="none"/>
-          <w:right w:val="none"/>
+          <w:left w:val="none" w:color="000000" w:sz="4" w:space="0"/>
+          <w:bottom w:val="none" w:color="000000" w:sz="4" w:space="0"/>
+          <w:right w:val="none" w:color="000000" w:sz="4" w:space="0"/>
         </w:tcBorders>
       </w:tcPr>
     </w:tblStylePr>
@@ -14483,9 +14556,9 @@
       </w:tcPr>
     </w:tblStylePr>
   </w:style>
-  <w:style w:type="table" w:styleId="66">
+  <w:style w:type="table" w:styleId="764">
     <w:name w:val="Grid Table 7 Colorful - Accent 5"/>
-    <w:basedOn w:val="11"/>
+    <w:basedOn w:val="709"/>
     <w:uiPriority w:val="99"/>
     <w:pPr>
       <w:pBdr/>
@@ -14587,11 +14660,11 @@
         <w:tblBorders/>
       </w:tblPr>
       <w:tcPr>
-        <w:shd w:color="ffffff"/>
+        <w:shd w:val="clear" w:color="ffffff"/>
         <w:tcBorders>
-          <w:top w:val="none"/>
-          <w:left w:val="none"/>
-          <w:bottom w:val="none"/>
+          <w:top w:val="none" w:color="000000" w:sz="4" w:space="0"/>
+          <w:left w:val="none" w:color="000000" w:sz="4" w:space="0"/>
+          <w:bottom w:val="none" w:color="000000" w:sz="4" w:space="0"/>
           <w:right w:val="single" w:color="000000" w:themeColor="accent5" w:themeTint="90" w:sz="4" w:space="0"/>
         </w:tcBorders>
       </w:tcPr>
@@ -14614,10 +14687,10 @@
       <w:tcPr>
         <w:shd w:val="clear" w:color="ffffff" w:themeColor="light1" w:fill="ffffff" w:themeFill="light1"/>
         <w:tcBorders>
-          <w:top w:val="none"/>
-          <w:left w:val="none"/>
+          <w:top w:val="none" w:color="000000" w:sz="4" w:space="0"/>
+          <w:left w:val="none" w:color="000000" w:sz="4" w:space="0"/>
           <w:bottom w:val="single" w:color="000000" w:themeColor="accent5" w:themeTint="90" w:sz="4" w:space="0"/>
-          <w:right w:val="none"/>
+          <w:right w:val="none" w:color="000000" w:sz="4" w:space="0"/>
         </w:tcBorders>
       </w:tcPr>
     </w:tblStylePr>
@@ -14637,12 +14710,12 @@
         <w:tblBorders/>
       </w:tblPr>
       <w:tcPr>
-        <w:shd w:color="ffffff"/>
+        <w:shd w:val="clear" w:color="ffffff"/>
         <w:tcBorders>
-          <w:top w:val="none"/>
+          <w:top w:val="none" w:color="000000" w:sz="4" w:space="0"/>
           <w:left w:val="single" w:color="000000" w:themeColor="accent5" w:themeTint="90" w:sz="4" w:space="0"/>
-          <w:bottom w:val="none"/>
-          <w:right w:val="none"/>
+          <w:bottom w:val="none" w:color="000000" w:sz="4" w:space="0"/>
+          <w:right w:val="none" w:color="000000" w:sz="4" w:space="0"/>
         </w:tcBorders>
       </w:tcPr>
     </w:tblStylePr>
@@ -14665,9 +14738,9 @@
         <w:shd w:val="clear" w:color="ffffff" w:themeColor="light1" w:fill="ffffff" w:themeFill="light1"/>
         <w:tcBorders>
           <w:top w:val="single" w:color="000000" w:themeColor="accent5" w:themeTint="90" w:sz="4" w:space="0"/>
-          <w:left w:val="none"/>
-          <w:bottom w:val="none"/>
-          <w:right w:val="none"/>
+          <w:left w:val="none" w:color="000000" w:sz="4" w:space="0"/>
+          <w:bottom w:val="none" w:color="000000" w:sz="4" w:space="0"/>
+          <w:right w:val="none" w:color="000000" w:sz="4" w:space="0"/>
         </w:tcBorders>
       </w:tcPr>
     </w:tblStylePr>
@@ -14737,9 +14810,9 @@
       </w:tcPr>
     </w:tblStylePr>
   </w:style>
-  <w:style w:type="table" w:styleId="67">
+  <w:style w:type="table" w:styleId="765">
     <w:name w:val="Grid Table 7 Colorful - Accent 6"/>
-    <w:basedOn w:val="11"/>
+    <w:basedOn w:val="709"/>
     <w:uiPriority w:val="99"/>
     <w:pPr>
       <w:pBdr/>
@@ -14841,11 +14914,11 @@
         <w:tblBorders/>
       </w:tblPr>
       <w:tcPr>
-        <w:shd w:color="ffffff"/>
+        <w:shd w:val="clear" w:color="ffffff"/>
         <w:tcBorders>
-          <w:top w:val="none"/>
-          <w:left w:val="none"/>
-          <w:bottom w:val="none"/>
+          <w:top w:val="none" w:color="000000" w:sz="4" w:space="0"/>
+          <w:left w:val="none" w:color="000000" w:sz="4" w:space="0"/>
+          <w:bottom w:val="none" w:color="000000" w:sz="4" w:space="0"/>
           <w:right w:val="single" w:color="000000" w:themeColor="accent6" w:themeTint="90" w:sz="4" w:space="0"/>
         </w:tcBorders>
       </w:tcPr>
@@ -14868,10 +14941,10 @@
       <w:tcPr>
         <w:shd w:val="clear" w:color="ffffff" w:themeColor="light1" w:fill="ffffff" w:themeFill="light1"/>
         <w:tcBorders>
-          <w:top w:val="none"/>
-          <w:left w:val="none"/>
+          <w:top w:val="none" w:color="000000" w:sz="4" w:space="0"/>
+          <w:left w:val="none" w:color="000000" w:sz="4" w:space="0"/>
           <w:bottom w:val="single" w:color="000000" w:themeColor="accent6" w:themeTint="90" w:sz="4" w:space="0"/>
-          <w:right w:val="none"/>
+          <w:right w:val="none" w:color="000000" w:sz="4" w:space="0"/>
         </w:tcBorders>
       </w:tcPr>
     </w:tblStylePr>
@@ -14891,12 +14964,12 @@
         <w:tblBorders/>
       </w:tblPr>
       <w:tcPr>
-        <w:shd w:color="ffffff"/>
+        <w:shd w:val="clear" w:color="ffffff"/>
         <w:tcBorders>
-          <w:top w:val="none"/>
+          <w:top w:val="none" w:color="000000" w:sz="4" w:space="0"/>
           <w:left w:val="single" w:color="000000" w:themeColor="accent6" w:themeTint="90" w:sz="4" w:space="0"/>
-          <w:bottom w:val="none"/>
-          <w:right w:val="none"/>
+          <w:bottom w:val="none" w:color="000000" w:sz="4" w:space="0"/>
+          <w:right w:val="none" w:color="000000" w:sz="4" w:space="0"/>
         </w:tcBorders>
       </w:tcPr>
     </w:tblStylePr>
@@ -14919,9 +14992,9 @@
         <w:shd w:val="clear" w:color="ffffff" w:themeColor="light1" w:fill="ffffff" w:themeFill="light1"/>
         <w:tcBorders>
           <w:top w:val="single" w:color="000000" w:themeColor="accent6" w:themeTint="90" w:sz="4" w:space="0"/>
-          <w:left w:val="none"/>
-          <w:bottom w:val="none"/>
-          <w:right w:val="none"/>
+          <w:left w:val="none" w:color="000000" w:sz="4" w:space="0"/>
+          <w:bottom w:val="none" w:color="000000" w:sz="4" w:space="0"/>
+          <w:right w:val="none" w:color="000000" w:sz="4" w:space="0"/>
         </w:tcBorders>
       </w:tcPr>
     </w:tblStylePr>
@@ -14991,9 +15064,9 @@
       </w:tcPr>
     </w:tblStylePr>
   </w:style>
-  <w:style w:type="table" w:styleId="68">
+  <w:style w:type="table" w:styleId="766">
     <w:name w:val="List Table 1 Light"/>
-    <w:basedOn w:val="11"/>
+    <w:basedOn w:val="709"/>
     <w:uiPriority w:val="99"/>
     <w:pPr>
       <w:pBdr/>
@@ -15207,9 +15280,9 @@
       </w:tcPr>
     </w:tblStylePr>
   </w:style>
-  <w:style w:type="table" w:styleId="69">
+  <w:style w:type="table" w:styleId="767">
     <w:name w:val="List Table 1 Light - Accent 1"/>
-    <w:basedOn w:val="11"/>
+    <w:basedOn w:val="709"/>
     <w:uiPriority w:val="99"/>
     <w:pPr>
       <w:pBdr/>
@@ -15423,9 +15496,9 @@
       </w:tcPr>
     </w:tblStylePr>
   </w:style>
-  <w:style w:type="table" w:styleId="70">
+  <w:style w:type="table" w:styleId="768">
     <w:name w:val="List Table 1 Light - Accent 2"/>
-    <w:basedOn w:val="11"/>
+    <w:basedOn w:val="709"/>
     <w:uiPriority w:val="99"/>
     <w:pPr>
       <w:pBdr/>
@@ -15639,9 +15712,9 @@
       </w:tcPr>
     </w:tblStylePr>
   </w:style>
-  <w:style w:type="table" w:styleId="71">
+  <w:style w:type="table" w:styleId="769">
     <w:name w:val="List Table 1 Light - Accent 3"/>
-    <w:basedOn w:val="11"/>
+    <w:basedOn w:val="709"/>
     <w:uiPriority w:val="99"/>
     <w:pPr>
       <w:pBdr/>
@@ -15855,9 +15928,9 @@
       </w:tcPr>
     </w:tblStylePr>
   </w:style>
-  <w:style w:type="table" w:styleId="72">
+  <w:style w:type="table" w:styleId="770">
     <w:name w:val="List Table 1 Light - Accent 4"/>
-    <w:basedOn w:val="11"/>
+    <w:basedOn w:val="709"/>
     <w:uiPriority w:val="99"/>
     <w:pPr>
       <w:pBdr/>
@@ -16071,9 +16144,9 @@
       </w:tcPr>
     </w:tblStylePr>
   </w:style>
-  <w:style w:type="table" w:styleId="73">
+  <w:style w:type="table" w:styleId="771">
     <w:name w:val="List Table 1 Light - Accent 5"/>
-    <w:basedOn w:val="11"/>
+    <w:basedOn w:val="709"/>
     <w:uiPriority w:val="99"/>
     <w:pPr>
       <w:pBdr/>
@@ -16287,9 +16360,9 @@
       </w:tcPr>
     </w:tblStylePr>
   </w:style>
-  <w:style w:type="table" w:styleId="74">
+  <w:style w:type="table" w:styleId="772">
     <w:name w:val="List Table 1 Light - Accent 6"/>
-    <w:basedOn w:val="11"/>
+    <w:basedOn w:val="709"/>
     <w:uiPriority w:val="99"/>
     <w:pPr>
       <w:pBdr/>
@@ -16503,9 +16576,9 @@
       </w:tcPr>
     </w:tblStylePr>
   </w:style>
-  <w:style w:type="table" w:styleId="75">
+  <w:style w:type="table" w:styleId="773">
     <w:name w:val="List Table 2"/>
-    <w:basedOn w:val="11"/>
+    <w:basedOn w:val="709"/>
     <w:uiPriority w:val="99"/>
     <w:pPr>
       <w:pBdr/>
@@ -16741,9 +16814,9 @@
       </w:tcPr>
     </w:tblStylePr>
   </w:style>
-  <w:style w:type="table" w:styleId="76">
+  <w:style w:type="table" w:styleId="774">
     <w:name w:val="List Table 2 - Accent 1"/>
-    <w:basedOn w:val="11"/>
+    <w:basedOn w:val="709"/>
     <w:uiPriority w:val="99"/>
     <w:pPr>
       <w:pBdr/>
@@ -16979,9 +17052,9 @@
       </w:tcPr>
     </w:tblStylePr>
   </w:style>
-  <w:style w:type="table" w:styleId="77">
+  <w:style w:type="table" w:styleId="775">
     <w:name w:val="List Table 2 - Accent 2"/>
-    <w:basedOn w:val="11"/>
+    <w:basedOn w:val="709"/>
     <w:uiPriority w:val="99"/>
     <w:pPr>
       <w:pBdr/>
@@ -17217,9 +17290,9 @@
       </w:tcPr>
     </w:tblStylePr>
   </w:style>
-  <w:style w:type="table" w:styleId="78">
+  <w:style w:type="table" w:styleId="776">
     <w:name w:val="List Table 2 - Accent 3"/>
-    <w:basedOn w:val="11"/>
+    <w:basedOn w:val="709"/>
     <w:uiPriority w:val="99"/>
     <w:pPr>
       <w:pBdr/>
@@ -17455,9 +17528,9 @@
       </w:tcPr>
     </w:tblStylePr>
   </w:style>
-  <w:style w:type="table" w:styleId="79">
+  <w:style w:type="table" w:styleId="777">
     <w:name w:val="List Table 2 - Accent 4"/>
-    <w:basedOn w:val="11"/>
+    <w:basedOn w:val="709"/>
     <w:uiPriority w:val="99"/>
     <w:pPr>
       <w:pBdr/>
@@ -17693,9 +17766,9 @@
       </w:tcPr>
     </w:tblStylePr>
   </w:style>
-  <w:style w:type="table" w:styleId="80">
+  <w:style w:type="table" w:styleId="778">
     <w:name w:val="List Table 2 - Accent 5"/>
-    <w:basedOn w:val="11"/>
+    <w:basedOn w:val="709"/>
     <w:uiPriority w:val="99"/>
     <w:pPr>
       <w:pBdr/>
@@ -17931,9 +18004,9 @@
       </w:tcPr>
     </w:tblStylePr>
   </w:style>
-  <w:style w:type="table" w:styleId="81">
+  <w:style w:type="table" w:styleId="779">
     <w:name w:val="List Table 2 - Accent 6"/>
-    <w:basedOn w:val="11"/>
+    <w:basedOn w:val="709"/>
     <w:uiPriority w:val="99"/>
     <w:pPr>
       <w:pBdr/>
@@ -18169,9 +18242,9 @@
       </w:tcPr>
     </w:tblStylePr>
   </w:style>
-  <w:style w:type="table" w:styleId="82">
+  <w:style w:type="table" w:styleId="780">
     <w:name w:val="List Table 3"/>
-    <w:basedOn w:val="11"/>
+    <w:basedOn w:val="709"/>
     <w:uiPriority w:val="99"/>
     <w:pPr>
       <w:pBdr/>
@@ -18397,9 +18470,9 @@
       </w:tcPr>
     </w:tblStylePr>
   </w:style>
-  <w:style w:type="table" w:styleId="83">
+  <w:style w:type="table" w:styleId="781">
     <w:name w:val="List Table 3 - Accent 1"/>
-    <w:basedOn w:val="11"/>
+    <w:basedOn w:val="709"/>
     <w:uiPriority w:val="99"/>
     <w:pPr>
       <w:pBdr/>
@@ -18625,9 +18698,9 @@
       </w:tcPr>
     </w:tblStylePr>
   </w:style>
-  <w:style w:type="table" w:styleId="84">
+  <w:style w:type="table" w:styleId="782">
     <w:name w:val="List Table 3 - Accent 2"/>
-    <w:basedOn w:val="11"/>
+    <w:basedOn w:val="709"/>
     <w:uiPriority w:val="99"/>
     <w:pPr>
       <w:pBdr/>
@@ -18853,9 +18926,9 @@
       </w:tcPr>
     </w:tblStylePr>
   </w:style>
-  <w:style w:type="table" w:styleId="85">
+  <w:style w:type="table" w:styleId="783">
     <w:name w:val="List Table 3 - Accent 3"/>
-    <w:basedOn w:val="11"/>
+    <w:basedOn w:val="709"/>
     <w:uiPriority w:val="99"/>
     <w:pPr>
       <w:pBdr/>
@@ -19081,9 +19154,9 @@
       </w:tcPr>
     </w:tblStylePr>
   </w:style>
-  <w:style w:type="table" w:styleId="86">
+  <w:style w:type="table" w:styleId="784">
     <w:name w:val="List Table 3 - Accent 4"/>
-    <w:basedOn w:val="11"/>
+    <w:basedOn w:val="709"/>
     <w:uiPriority w:val="99"/>
     <w:pPr>
       <w:pBdr/>
@@ -19309,9 +19382,9 @@
       </w:tcPr>
     </w:tblStylePr>
   </w:style>
-  <w:style w:type="table" w:styleId="87">
+  <w:style w:type="table" w:styleId="785">
     <w:name w:val="List Table 3 - Accent 5"/>
-    <w:basedOn w:val="11"/>
+    <w:basedOn w:val="709"/>
     <w:uiPriority w:val="99"/>
     <w:pPr>
       <w:pBdr/>
@@ -19537,9 +19610,9 @@
       </w:tcPr>
     </w:tblStylePr>
   </w:style>
-  <w:style w:type="table" w:styleId="88">
+  <w:style w:type="table" w:styleId="786">
     <w:name w:val="List Table 3 - Accent 6"/>
-    <w:basedOn w:val="11"/>
+    <w:basedOn w:val="709"/>
     <w:uiPriority w:val="99"/>
     <w:pPr>
       <w:pBdr/>
@@ -19765,9 +19838,9 @@
       </w:tcPr>
     </w:tblStylePr>
   </w:style>
-  <w:style w:type="table" w:styleId="89">
+  <w:style w:type="table" w:styleId="787">
     <w:name w:val="List Table 4"/>
-    <w:basedOn w:val="11"/>
+    <w:basedOn w:val="709"/>
     <w:uiPriority w:val="99"/>
     <w:pPr>
       <w:pBdr/>
@@ -19990,9 +20063,9 @@
       </w:tcPr>
     </w:tblStylePr>
   </w:style>
-  <w:style w:type="table" w:styleId="90">
+  <w:style w:type="table" w:styleId="788">
     <w:name w:val="List Table 4 - Accent 1"/>
-    <w:basedOn w:val="11"/>
+    <w:basedOn w:val="709"/>
     <w:uiPriority w:val="99"/>
     <w:pPr>
       <w:pBdr/>
@@ -20215,9 +20288,9 @@
       </w:tcPr>
     </w:tblStylePr>
   </w:style>
-  <w:style w:type="table" w:styleId="91">
+  <w:style w:type="table" w:styleId="789">
     <w:name w:val="List Table 4 - Accent 2"/>
-    <w:basedOn w:val="11"/>
+    <w:basedOn w:val="709"/>
     <w:uiPriority w:val="99"/>
     <w:pPr>
       <w:pBdr/>
@@ -20440,9 +20513,9 @@
       </w:tcPr>
     </w:tblStylePr>
   </w:style>
-  <w:style w:type="table" w:styleId="92">
+  <w:style w:type="table" w:styleId="790">
     <w:name w:val="List Table 4 - Accent 3"/>
-    <w:basedOn w:val="11"/>
+    <w:basedOn w:val="709"/>
     <w:uiPriority w:val="99"/>
     <w:pPr>
       <w:pBdr/>
@@ -20665,9 +20738,9 @@
       </w:tcPr>
     </w:tblStylePr>
   </w:style>
-  <w:style w:type="table" w:styleId="93">
+  <w:style w:type="table" w:styleId="791">
     <w:name w:val="List Table 4 - Accent 4"/>
-    <w:basedOn w:val="11"/>
+    <w:basedOn w:val="709"/>
     <w:uiPriority w:val="99"/>
     <w:pPr>
       <w:pBdr/>
@@ -20890,9 +20963,9 @@
       </w:tcPr>
     </w:tblStylePr>
   </w:style>
-  <w:style w:type="table" w:styleId="94">
+  <w:style w:type="table" w:styleId="792">
     <w:name w:val="List Table 4 - Accent 5"/>
-    <w:basedOn w:val="11"/>
+    <w:basedOn w:val="709"/>
     <w:uiPriority w:val="99"/>
     <w:pPr>
       <w:pBdr/>
@@ -21115,9 +21188,9 @@
       </w:tcPr>
     </w:tblStylePr>
   </w:style>
-  <w:style w:type="table" w:styleId="95">
+  <w:style w:type="table" w:styleId="793">
     <w:name w:val="List Table 4 - Accent 6"/>
-    <w:basedOn w:val="11"/>
+    <w:basedOn w:val="709"/>
     <w:uiPriority w:val="99"/>
     <w:pPr>
       <w:pBdr/>
@@ -21340,9 +21413,9 @@
       </w:tcPr>
     </w:tblStylePr>
   </w:style>
-  <w:style w:type="table" w:styleId="96">
+  <w:style w:type="table" w:styleId="794">
     <w:name w:val="List Table 5 Dark"/>
-    <w:basedOn w:val="11"/>
+    <w:basedOn w:val="709"/>
     <w:uiPriority w:val="99"/>
     <w:pPr>
       <w:pBdr/>
@@ -21582,9 +21655,9 @@
       </w:tcPr>
     </w:tblStylePr>
   </w:style>
-  <w:style w:type="table" w:styleId="97">
+  <w:style w:type="table" w:styleId="795">
     <w:name w:val="List Table 5 Dark - Accent 1"/>
-    <w:basedOn w:val="11"/>
+    <w:basedOn w:val="709"/>
     <w:uiPriority w:val="99"/>
     <w:pPr>
       <w:pBdr/>
@@ -21824,9 +21897,9 @@
       </w:tcPr>
     </w:tblStylePr>
   </w:style>
-  <w:style w:type="table" w:styleId="98">
+  <w:style w:type="table" w:styleId="796">
     <w:name w:val="List Table 5 Dark - Accent 2"/>
-    <w:basedOn w:val="11"/>
+    <w:basedOn w:val="709"/>
     <w:uiPriority w:val="99"/>
     <w:pPr>
       <w:pBdr/>
@@ -22066,9 +22139,9 @@
       </w:tcPr>
     </w:tblStylePr>
   </w:style>
-  <w:style w:type="table" w:styleId="99">
+  <w:style w:type="table" w:styleId="797">
     <w:name w:val="List Table 5 Dark - Accent 3"/>
-    <w:basedOn w:val="11"/>
+    <w:basedOn w:val="709"/>
     <w:uiPriority w:val="99"/>
     <w:pPr>
       <w:pBdr/>
@@ -22308,9 +22381,9 @@
       </w:tcPr>
     </w:tblStylePr>
   </w:style>
-  <w:style w:type="table" w:styleId="100">
+  <w:style w:type="table" w:styleId="798">
     <w:name w:val="List Table 5 Dark - Accent 4"/>
-    <w:basedOn w:val="11"/>
+    <w:basedOn w:val="709"/>
     <w:uiPriority w:val="99"/>
     <w:pPr>
       <w:pBdr/>
@@ -22550,9 +22623,9 @@
       </w:tcPr>
     </w:tblStylePr>
   </w:style>
-  <w:style w:type="table" w:styleId="101">
+  <w:style w:type="table" w:styleId="799">
     <w:name w:val="List Table 5 Dark - Accent 5"/>
-    <w:basedOn w:val="11"/>
+    <w:basedOn w:val="709"/>
     <w:uiPriority w:val="99"/>
     <w:pPr>
       <w:pBdr/>
@@ -22792,9 +22865,9 @@
       </w:tcPr>
     </w:tblStylePr>
   </w:style>
-  <w:style w:type="table" w:styleId="102">
+  <w:style w:type="table" w:styleId="800">
     <w:name w:val="List Table 5 Dark - Accent 6"/>
-    <w:basedOn w:val="11"/>
+    <w:basedOn w:val="709"/>
     <w:uiPriority w:val="99"/>
     <w:pPr>
       <w:pBdr/>
@@ -23034,9 +23107,9 @@
       </w:tcPr>
     </w:tblStylePr>
   </w:style>
-  <w:style w:type="table" w:styleId="103">
+  <w:style w:type="table" w:styleId="801">
     <w:name w:val="List Table 6 Colorful"/>
-    <w:basedOn w:val="11"/>
+    <w:basedOn w:val="709"/>
     <w:uiPriority w:val="99"/>
     <w:pPr>
       <w:pBdr/>
@@ -23257,9 +23330,9 @@
       </w:tcPr>
     </w:tblStylePr>
   </w:style>
-  <w:style w:type="table" w:styleId="104">
+  <w:style w:type="table" w:styleId="802">
     <w:name w:val="List Table 6 Colorful - Accent 1"/>
-    <w:basedOn w:val="11"/>
+    <w:basedOn w:val="709"/>
     <w:uiPriority w:val="99"/>
     <w:pPr>
       <w:pBdr/>
@@ -23480,9 +23553,9 @@
       </w:tcPr>
     </w:tblStylePr>
   </w:style>
-  <w:style w:type="table" w:styleId="105">
+  <w:style w:type="table" w:styleId="803">
     <w:name w:val="List Table 6 Colorful - Accent 2"/>
-    <w:basedOn w:val="11"/>
+    <w:basedOn w:val="709"/>
     <w:uiPriority w:val="99"/>
     <w:pPr>
       <w:pBdr/>
@@ -23703,9 +23776,9 @@
       </w:tcPr>
     </w:tblStylePr>
   </w:style>
-  <w:style w:type="table" w:styleId="106">
+  <w:style w:type="table" w:styleId="804">
     <w:name w:val="List Table 6 Colorful - Accent 3"/>
-    <w:basedOn w:val="11"/>
+    <w:basedOn w:val="709"/>
     <w:uiPriority w:val="99"/>
     <w:pPr>
       <w:pBdr/>
@@ -23926,9 +23999,9 @@
       </w:tcPr>
     </w:tblStylePr>
   </w:style>
-  <w:style w:type="table" w:styleId="107">
+  <w:style w:type="table" w:styleId="805">
     <w:name w:val="List Table 6 Colorful - Accent 4"/>
-    <w:basedOn w:val="11"/>
+    <w:basedOn w:val="709"/>
     <w:uiPriority w:val="99"/>
     <w:pPr>
       <w:pBdr/>
@@ -24149,9 +24222,9 @@
       </w:tcPr>
     </w:tblStylePr>
   </w:style>
-  <w:style w:type="table" w:styleId="108">
+  <w:style w:type="table" w:styleId="806">
     <w:name w:val="List Table 6 Colorful - Accent 5"/>
-    <w:basedOn w:val="11"/>
+    <w:basedOn w:val="709"/>
     <w:uiPriority w:val="99"/>
     <w:pPr>
       <w:pBdr/>
@@ -24372,9 +24445,9 @@
       </w:tcPr>
     </w:tblStylePr>
   </w:style>
-  <w:style w:type="table" w:styleId="109">
+  <w:style w:type="table" w:styleId="807">
     <w:name w:val="List Table 6 Colorful - Accent 6"/>
-    <w:basedOn w:val="11"/>
+    <w:basedOn w:val="709"/>
     <w:uiPriority w:val="99"/>
     <w:pPr>
       <w:pBdr/>
@@ -24595,9 +24668,9 @@
       </w:tcPr>
     </w:tblStylePr>
   </w:style>
-  <w:style w:type="table" w:styleId="110">
+  <w:style w:type="table" w:styleId="808">
     <w:name w:val="List Table 7 Colorful"/>
-    <w:basedOn w:val="11"/>
+    <w:basedOn w:val="709"/>
     <w:uiPriority w:val="99"/>
     <w:pPr>
       <w:pBdr/>
@@ -24696,11 +24769,11 @@
         <w:tblBorders/>
       </w:tblPr>
       <w:tcPr>
-        <w:shd w:color="ffffff"/>
+        <w:shd w:val="clear" w:color="ffffff"/>
         <w:tcBorders>
-          <w:top w:val="none"/>
-          <w:left w:val="none"/>
-          <w:bottom w:val="none"/>
+          <w:top w:val="none" w:color="000000" w:sz="4" w:space="0"/>
+          <w:left w:val="none" w:color="000000" w:sz="4" w:space="0"/>
+          <w:bottom w:val="none" w:color="000000" w:sz="4" w:space="0"/>
           <w:right w:val="single" w:color="000000" w:themeColor="text1" w:themeTint="80" w:sz="4" w:space="0"/>
         </w:tcBorders>
       </w:tcPr>
@@ -24723,10 +24796,10 @@
       <w:tcPr>
         <w:shd w:val="clear" w:color="ffffff" w:themeColor="light1" w:fill="ffffff" w:themeFill="light1"/>
         <w:tcBorders>
-          <w:top w:val="none"/>
-          <w:left w:val="none"/>
+          <w:top w:val="none" w:color="000000" w:sz="4" w:space="0"/>
+          <w:left w:val="none" w:color="000000" w:sz="4" w:space="0"/>
           <w:bottom w:val="single" w:color="000000" w:themeColor="text1" w:themeTint="80" w:sz="4" w:space="0"/>
-          <w:right w:val="none"/>
+          <w:right w:val="none" w:color="000000" w:sz="4" w:space="0"/>
         </w:tcBorders>
       </w:tcPr>
     </w:tblStylePr>
@@ -24746,12 +24819,12 @@
         <w:tblBorders/>
       </w:tblPr>
       <w:tcPr>
-        <w:shd w:color="ffffff"/>
+        <w:shd w:val="clear" w:color="ffffff"/>
         <w:tcBorders>
-          <w:top w:val="none"/>
+          <w:top w:val="none" w:color="000000" w:sz="4" w:space="0"/>
           <w:left w:val="single" w:color="000000" w:themeColor="text1" w:themeTint="80" w:sz="4" w:space="0"/>
-          <w:bottom w:val="none"/>
-          <w:right w:val="none"/>
+          <w:bottom w:val="none" w:color="000000" w:sz="4" w:space="0"/>
+          <w:right w:val="none" w:color="000000" w:sz="4" w:space="0"/>
         </w:tcBorders>
       </w:tcPr>
     </w:tblStylePr>
@@ -24774,9 +24847,9 @@
         <w:shd w:val="clear" w:color="ffffff" w:themeColor="light1" w:fill="ffffff" w:themeFill="light1"/>
         <w:tcBorders>
           <w:top w:val="single" w:color="000000" w:themeColor="text1" w:themeTint="80" w:sz="4" w:space="0"/>
-          <w:left w:val="none"/>
-          <w:bottom w:val="none"/>
-          <w:right w:val="none"/>
+          <w:left w:val="none" w:color="000000" w:sz="4" w:space="0"/>
+          <w:bottom w:val="none" w:color="000000" w:sz="4" w:space="0"/>
+          <w:right w:val="none" w:color="000000" w:sz="4" w:space="0"/>
         </w:tcBorders>
       </w:tcPr>
     </w:tblStylePr>
@@ -24851,9 +24924,9 @@
       </w:tcPr>
     </w:tblStylePr>
   </w:style>
-  <w:style w:type="table" w:styleId="111">
+  <w:style w:type="table" w:styleId="809">
     <w:name w:val="List Table 7 Colorful - Accent 1"/>
-    <w:basedOn w:val="11"/>
+    <w:basedOn w:val="709"/>
     <w:uiPriority w:val="99"/>
     <w:pPr>
       <w:pBdr/>
@@ -24952,11 +25025,11 @@
         <w:tblBorders/>
       </w:tblPr>
       <w:tcPr>
-        <w:shd w:color="ffffff"/>
+        <w:shd w:val="clear" w:color="ffffff"/>
         <w:tcBorders>
-          <w:top w:val="none"/>
-          <w:left w:val="none"/>
-          <w:bottom w:val="none"/>
+          <w:top w:val="none" w:color="000000" w:sz="4" w:space="0"/>
+          <w:left w:val="none" w:color="000000" w:sz="4" w:space="0"/>
+          <w:bottom w:val="none" w:color="000000" w:sz="4" w:space="0"/>
           <w:right w:val="single" w:color="000000" w:themeColor="accent1" w:sz="4" w:space="0"/>
         </w:tcBorders>
       </w:tcPr>
@@ -24979,10 +25052,10 @@
       <w:tcPr>
         <w:shd w:val="clear" w:color="ffffff" w:themeColor="light1" w:fill="ffffff" w:themeFill="light1"/>
         <w:tcBorders>
-          <w:top w:val="none"/>
-          <w:left w:val="none"/>
+          <w:top w:val="none" w:color="000000" w:sz="4" w:space="0"/>
+          <w:left w:val="none" w:color="000000" w:sz="4" w:space="0"/>
           <w:bottom w:val="single" w:color="000000" w:themeColor="accent1" w:sz="4" w:space="0"/>
-          <w:right w:val="none"/>
+          <w:right w:val="none" w:color="000000" w:sz="4" w:space="0"/>
         </w:tcBorders>
       </w:tcPr>
     </w:tblStylePr>
@@ -25002,12 +25075,12 @@
         <w:tblBorders/>
       </w:tblPr>
       <w:tcPr>
-        <w:shd w:color="ffffff"/>
+        <w:shd w:val="clear" w:color="ffffff"/>
         <w:tcBorders>
-          <w:top w:val="none"/>
+          <w:top w:val="none" w:color="000000" w:sz="4" w:space="0"/>
           <w:left w:val="single" w:color="000000" w:themeColor="accent1" w:sz="4" w:space="0"/>
-          <w:bottom w:val="none"/>
-          <w:right w:val="none"/>
+          <w:bottom w:val="none" w:color="000000" w:sz="4" w:space="0"/>
+          <w:right w:val="none" w:color="000000" w:sz="4" w:space="0"/>
         </w:tcBorders>
       </w:tcPr>
     </w:tblStylePr>
@@ -25030,9 +25103,9 @@
         <w:shd w:val="clear" w:color="ffffff" w:themeColor="light1" w:fill="ffffff" w:themeFill="light1"/>
         <w:tcBorders>
           <w:top w:val="single" w:color="000000" w:themeColor="accent1" w:sz="4" w:space="0"/>
-          <w:left w:val="none"/>
-          <w:bottom w:val="none"/>
-          <w:right w:val="none"/>
+          <w:left w:val="none" w:color="000000" w:sz="4" w:space="0"/>
+          <w:bottom w:val="none" w:color="000000" w:sz="4" w:space="0"/>
+          <w:right w:val="none" w:color="000000" w:sz="4" w:space="0"/>
         </w:tcBorders>
       </w:tcPr>
     </w:tblStylePr>
@@ -25107,9 +25180,9 @@
       </w:tcPr>
     </w:tblStylePr>
   </w:style>
-  <w:style w:type="table" w:styleId="112">
+  <w:style w:type="table" w:styleId="810">
     <w:name w:val="List Table 7 Colorful - Accent 2"/>
-    <w:basedOn w:val="11"/>
+    <w:basedOn w:val="709"/>
     <w:uiPriority w:val="99"/>
     <w:pPr>
       <w:pBdr/>
@@ -25208,11 +25281,11 @@
         <w:tblBorders/>
       </w:tblPr>
       <w:tcPr>
-        <w:shd w:color="ffffff"/>
+        <w:shd w:val="clear" w:color="ffffff"/>
         <w:tcBorders>
-          <w:top w:val="none"/>
-          <w:left w:val="none"/>
-          <w:bottom w:val="none"/>
+          <w:top w:val="none" w:color="000000" w:sz="4" w:space="0"/>
+          <w:left w:val="none" w:color="000000" w:sz="4" w:space="0"/>
+          <w:bottom w:val="none" w:color="000000" w:sz="4" w:space="0"/>
           <w:right w:val="single" w:color="000000" w:themeColor="accent2" w:themeTint="97" w:sz="4" w:space="0"/>
         </w:tcBorders>
       </w:tcPr>
@@ -25235,10 +25308,10 @@
       <w:tcPr>
         <w:shd w:val="clear" w:color="ffffff" w:themeColor="light1" w:fill="ffffff" w:themeFill="light1"/>
         <w:tcBorders>
-          <w:top w:val="none"/>
-          <w:left w:val="none"/>
+          <w:top w:val="none" w:color="000000" w:sz="4" w:space="0"/>
+          <w:left w:val="none" w:color="000000" w:sz="4" w:space="0"/>
           <w:bottom w:val="single" w:color="000000" w:themeColor="accent2" w:themeTint="97" w:sz="4" w:space="0"/>
-          <w:right w:val="none"/>
+          <w:right w:val="none" w:color="000000" w:sz="4" w:space="0"/>
         </w:tcBorders>
       </w:tcPr>
     </w:tblStylePr>
@@ -25258,12 +25331,12 @@
         <w:tblBorders/>
       </w:tblPr>
       <w:tcPr>
-        <w:shd w:color="ffffff"/>
+        <w:shd w:val="clear" w:color="ffffff"/>
         <w:tcBorders>
-          <w:top w:val="none"/>
+          <w:top w:val="none" w:color="000000" w:sz="4" w:space="0"/>
           <w:left w:val="single" w:color="000000" w:themeColor="accent2" w:themeTint="97" w:sz="4" w:space="0"/>
-          <w:bottom w:val="none"/>
-          <w:right w:val="none"/>
+          <w:bottom w:val="none" w:color="000000" w:sz="4" w:space="0"/>
+          <w:right w:val="none" w:color="000000" w:sz="4" w:space="0"/>
         </w:tcBorders>
       </w:tcPr>
     </w:tblStylePr>
@@ -25286,9 +25359,9 @@
         <w:shd w:val="clear" w:color="ffffff" w:themeColor="light1" w:fill="ffffff" w:themeFill="light1"/>
         <w:tcBorders>
           <w:top w:val="single" w:color="000000" w:themeColor="accent2" w:themeTint="97" w:sz="4" w:space="0"/>
-          <w:left w:val="none"/>
-          <w:bottom w:val="none"/>
-          <w:right w:val="none"/>
+          <w:left w:val="none" w:color="000000" w:sz="4" w:space="0"/>
+          <w:bottom w:val="none" w:color="000000" w:sz="4" w:space="0"/>
+          <w:right w:val="none" w:color="000000" w:sz="4" w:space="0"/>
         </w:tcBorders>
       </w:tcPr>
     </w:tblStylePr>
@@ -25363,9 +25436,9 @@
       </w:tcPr>
     </w:tblStylePr>
   </w:style>
-  <w:style w:type="table" w:styleId="113">
+  <w:style w:type="table" w:styleId="811">
     <w:name w:val="List Table 7 Colorful - Accent 3"/>
-    <w:basedOn w:val="11"/>
+    <w:basedOn w:val="709"/>
     <w:uiPriority w:val="99"/>
     <w:pPr>
       <w:pBdr/>
@@ -25464,11 +25537,11 @@
         <w:tblBorders/>
       </w:tblPr>
       <w:tcPr>
-        <w:shd w:color="ffffff"/>
+        <w:shd w:val="clear" w:color="ffffff"/>
         <w:tcBorders>
-          <w:top w:val="none"/>
-          <w:left w:val="none"/>
-          <w:bottom w:val="none"/>
+          <w:top w:val="none" w:color="000000" w:sz="4" w:space="0"/>
+          <w:left w:val="none" w:color="000000" w:sz="4" w:space="0"/>
+          <w:bottom w:val="none" w:color="000000" w:sz="4" w:space="0"/>
           <w:right w:val="single" w:color="000000" w:themeColor="accent3" w:themeTint="98" w:sz="4" w:space="0"/>
         </w:tcBorders>
       </w:tcPr>
@@ -25491,10 +25564,10 @@
       <w:tcPr>
         <w:shd w:val="clear" w:color="ffffff" w:themeColor="light1" w:fill="ffffff" w:themeFill="light1"/>
         <w:tcBorders>
-          <w:top w:val="none"/>
-          <w:left w:val="none"/>
+          <w:top w:val="none" w:color="000000" w:sz="4" w:space="0"/>
+          <w:left w:val="none" w:color="000000" w:sz="4" w:space="0"/>
           <w:bottom w:val="single" w:color="000000" w:themeColor="accent3" w:themeTint="98" w:sz="4" w:space="0"/>
-          <w:right w:val="none"/>
+          <w:right w:val="none" w:color="000000" w:sz="4" w:space="0"/>
         </w:tcBorders>
       </w:tcPr>
     </w:tblStylePr>
@@ -25514,12 +25587,12 @@
         <w:tblBorders/>
       </w:tblPr>
       <w:tcPr>
-        <w:shd w:color="ffffff"/>
+        <w:shd w:val="clear" w:color="ffffff"/>
         <w:tcBorders>
-          <w:top w:val="none"/>
+          <w:top w:val="none" w:color="000000" w:sz="4" w:space="0"/>
           <w:left w:val="single" w:color="000000" w:themeColor="accent3" w:themeTint="98" w:sz="4" w:space="0"/>
-          <w:bottom w:val="none"/>
-          <w:right w:val="none"/>
+          <w:bottom w:val="none" w:color="000000" w:sz="4" w:space="0"/>
+          <w:right w:val="none" w:color="000000" w:sz="4" w:space="0"/>
         </w:tcBorders>
       </w:tcPr>
     </w:tblStylePr>
@@ -25542,9 +25615,9 @@
         <w:shd w:val="clear" w:color="ffffff" w:themeColor="light1" w:fill="ffffff" w:themeFill="light1"/>
         <w:tcBorders>
           <w:top w:val="single" w:color="000000" w:themeColor="accent3" w:themeTint="98" w:sz="4" w:space="0"/>
-          <w:left w:val="none"/>
-          <w:bottom w:val="none"/>
-          <w:right w:val="none"/>
+          <w:left w:val="none" w:color="000000" w:sz="4" w:space="0"/>
+          <w:bottom w:val="none" w:color="000000" w:sz="4" w:space="0"/>
+          <w:right w:val="none" w:color="000000" w:sz="4" w:space="0"/>
         </w:tcBorders>
       </w:tcPr>
     </w:tblStylePr>
@@ -25619,9 +25692,9 @@
       </w:tcPr>
     </w:tblStylePr>
   </w:style>
-  <w:style w:type="table" w:styleId="114">
+  <w:style w:type="table" w:styleId="812">
     <w:name w:val="List Table 7 Colorful - Accent 4"/>
-    <w:basedOn w:val="11"/>
+    <w:basedOn w:val="709"/>
     <w:uiPriority w:val="99"/>
     <w:pPr>
       <w:pBdr/>
@@ -25720,11 +25793,11 @@
         <w:tblBorders/>
       </w:tblPr>
       <w:tcPr>
-        <w:shd w:color="ffffff"/>
+        <w:shd w:val="clear" w:color="ffffff"/>
         <w:tcBorders>
-          <w:top w:val="none"/>
-          <w:left w:val="none"/>
-          <w:bottom w:val="none"/>
+          <w:top w:val="none" w:color="000000" w:sz="4" w:space="0"/>
+          <w:left w:val="none" w:color="000000" w:sz="4" w:space="0"/>
+          <w:bottom w:val="none" w:color="000000" w:sz="4" w:space="0"/>
           <w:right w:val="single" w:color="000000" w:themeColor="accent4" w:themeTint="9A" w:sz="4" w:space="0"/>
         </w:tcBorders>
       </w:tcPr>
@@ -25747,10 +25820,10 @@
       <w:tcPr>
         <w:shd w:val="clear" w:color="ffffff" w:themeColor="light1" w:fill="ffffff" w:themeFill="light1"/>
         <w:tcBorders>
-          <w:top w:val="none"/>
-          <w:left w:val="none"/>
+          <w:top w:val="none" w:color="000000" w:sz="4" w:space="0"/>
+          <w:left w:val="none" w:color="000000" w:sz="4" w:space="0"/>
           <w:bottom w:val="single" w:color="000000" w:themeColor="accent4" w:themeTint="9A" w:sz="4" w:space="0"/>
-          <w:right w:val="none"/>
+          <w:right w:val="none" w:color="000000" w:sz="4" w:space="0"/>
         </w:tcBorders>
       </w:tcPr>
     </w:tblStylePr>
@@ -25770,12 +25843,12 @@
         <w:tblBorders/>
       </w:tblPr>
       <w:tcPr>
-        <w:shd w:color="ffffff"/>
+        <w:shd w:val="clear" w:color="ffffff"/>
         <w:tcBorders>
-          <w:top w:val="none"/>
+          <w:top w:val="none" w:color="000000" w:sz="4" w:space="0"/>
           <w:left w:val="single" w:color="000000" w:themeColor="accent4" w:themeTint="9A" w:sz="4" w:space="0"/>
-          <w:bottom w:val="none"/>
-          <w:right w:val="none"/>
+          <w:bottom w:val="none" w:color="000000" w:sz="4" w:space="0"/>
+          <w:right w:val="none" w:color="000000" w:sz="4" w:space="0"/>
         </w:tcBorders>
       </w:tcPr>
     </w:tblStylePr>
@@ -25798,9 +25871,9 @@
         <w:shd w:val="clear" w:color="ffffff" w:themeColor="light1" w:fill="ffffff" w:themeFill="light1"/>
         <w:tcBorders>
           <w:top w:val="single" w:color="000000" w:themeColor="accent4" w:themeTint="9A" w:sz="4" w:space="0"/>
-          <w:left w:val="none"/>
-          <w:bottom w:val="none"/>
-          <w:right w:val="none"/>
+          <w:left w:val="none" w:color="000000" w:sz="4" w:space="0"/>
+          <w:bottom w:val="none" w:color="000000" w:sz="4" w:space="0"/>
+          <w:right w:val="none" w:color="000000" w:sz="4" w:space="0"/>
         </w:tcBorders>
       </w:tcPr>
     </w:tblStylePr>
@@ -25875,9 +25948,9 @@
       </w:tcPr>
     </w:tblStylePr>
   </w:style>
-  <w:style w:type="table" w:styleId="115">
+  <w:style w:type="table" w:styleId="813">
     <w:name w:val="List Table 7 Colorful - Accent 5"/>
-    <w:basedOn w:val="11"/>
+    <w:basedOn w:val="709"/>
     <w:uiPriority w:val="99"/>
     <w:pPr>
       <w:pBdr/>
@@ -25976,11 +26049,11 @@
         <w:tblBorders/>
       </w:tblPr>
       <w:tcPr>
-        <w:shd w:color="ffffff"/>
+        <w:shd w:val="clear" w:color="ffffff"/>
         <w:tcBorders>
-          <w:top w:val="none"/>
-          <w:left w:val="none"/>
-          <w:bottom w:val="none"/>
+          <w:top w:val="none" w:color="000000" w:sz="4" w:space="0"/>
+          <w:left w:val="none" w:color="000000" w:sz="4" w:space="0"/>
+          <w:bottom w:val="none" w:color="000000" w:sz="4" w:space="0"/>
           <w:right w:val="single" w:color="000000" w:themeColor="accent5" w:themeTint="9A" w:sz="4" w:space="0"/>
         </w:tcBorders>
       </w:tcPr>
@@ -26003,10 +26076,10 @@
       <w:tcPr>
         <w:shd w:val="clear" w:color="ffffff" w:themeColor="light1" w:fill="ffffff" w:themeFill="light1"/>
         <w:tcBorders>
-          <w:top w:val="none"/>
-          <w:left w:val="none"/>
+          <w:top w:val="none" w:color="000000" w:sz="4" w:space="0"/>
+          <w:left w:val="none" w:color="000000" w:sz="4" w:space="0"/>
           <w:bottom w:val="single" w:color="000000" w:themeColor="accent5" w:themeTint="9A" w:sz="4" w:space="0"/>
-          <w:right w:val="none"/>
+          <w:right w:val="none" w:color="000000" w:sz="4" w:space="0"/>
         </w:tcBorders>
       </w:tcPr>
     </w:tblStylePr>
@@ -26026,12 +26099,12 @@
         <w:tblBorders/>
       </w:tblPr>
       <w:tcPr>
-        <w:shd w:color="ffffff"/>
+        <w:shd w:val="clear" w:color="ffffff"/>
         <w:tcBorders>
-          <w:top w:val="none"/>
+          <w:top w:val="none" w:color="000000" w:sz="4" w:space="0"/>
           <w:left w:val="single" w:color="000000" w:themeColor="accent5" w:themeTint="9A" w:sz="4" w:space="0"/>
-          <w:bottom w:val="none"/>
-          <w:right w:val="none"/>
+          <w:bottom w:val="none" w:color="000000" w:sz="4" w:space="0"/>
+          <w:right w:val="none" w:color="000000" w:sz="4" w:space="0"/>
         </w:tcBorders>
       </w:tcPr>
     </w:tblStylePr>
@@ -26054,9 +26127,9 @@
         <w:shd w:val="clear" w:color="ffffff" w:themeColor="light1" w:fill="ffffff" w:themeFill="light1"/>
         <w:tcBorders>
           <w:top w:val="single" w:color="000000" w:themeColor="accent5" w:themeTint="9A" w:sz="4" w:space="0"/>
-          <w:left w:val="none"/>
-          <w:bottom w:val="none"/>
-          <w:right w:val="none"/>
+          <w:left w:val="none" w:color="000000" w:sz="4" w:space="0"/>
+          <w:bottom w:val="none" w:color="000000" w:sz="4" w:space="0"/>
+          <w:right w:val="none" w:color="000000" w:sz="4" w:space="0"/>
         </w:tcBorders>
       </w:tcPr>
     </w:tblStylePr>
@@ -26131,9 +26204,9 @@
       </w:tcPr>
     </w:tblStylePr>
   </w:style>
-  <w:style w:type="table" w:styleId="116">
+  <w:style w:type="table" w:styleId="814">
     <w:name w:val="List Table 7 Colorful - Accent 6"/>
-    <w:basedOn w:val="11"/>
+    <w:basedOn w:val="709"/>
     <w:uiPriority w:val="99"/>
     <w:pPr>
       <w:pBdr/>
@@ -26232,11 +26305,11 @@
         <w:tblBorders/>
       </w:tblPr>
       <w:tcPr>
-        <w:shd w:color="ffffff"/>
+        <w:shd w:val="clear" w:color="ffffff"/>
         <w:tcBorders>
-          <w:top w:val="none"/>
-          <w:left w:val="none"/>
-          <w:bottom w:val="none"/>
+          <w:top w:val="none" w:color="000000" w:sz="4" w:space="0"/>
+          <w:left w:val="none" w:color="000000" w:sz="4" w:space="0"/>
+          <w:bottom w:val="none" w:color="000000" w:sz="4" w:space="0"/>
           <w:right w:val="single" w:color="000000" w:themeColor="accent6" w:themeTint="98" w:sz="4" w:space="0"/>
         </w:tcBorders>
       </w:tcPr>
@@ -26259,10 +26332,10 @@
       <w:tcPr>
         <w:shd w:val="clear" w:color="ffffff" w:themeColor="light1" w:fill="ffffff" w:themeFill="light1"/>
         <w:tcBorders>
-          <w:top w:val="none"/>
-          <w:left w:val="none"/>
+          <w:top w:val="none" w:color="000000" w:sz="4" w:space="0"/>
+          <w:left w:val="none" w:color="000000" w:sz="4" w:space="0"/>
           <w:bottom w:val="single" w:color="000000" w:themeColor="accent6" w:themeTint="98" w:sz="4" w:space="0"/>
-          <w:right w:val="none"/>
+          <w:right w:val="none" w:color="000000" w:sz="4" w:space="0"/>
         </w:tcBorders>
       </w:tcPr>
     </w:tblStylePr>
@@ -26282,12 +26355,12 @@
         <w:tblBorders/>
       </w:tblPr>
       <w:tcPr>
-        <w:shd w:color="ffffff"/>
+        <w:shd w:val="clear" w:color="ffffff"/>
         <w:tcBorders>
-          <w:top w:val="none"/>
+          <w:top w:val="none" w:color="000000" w:sz="4" w:space="0"/>
           <w:left w:val="single" w:color="000000" w:themeColor="accent6" w:themeTint="98" w:sz="4" w:space="0"/>
-          <w:bottom w:val="none"/>
-          <w:right w:val="none"/>
+          <w:bottom w:val="none" w:color="000000" w:sz="4" w:space="0"/>
+          <w:right w:val="none" w:color="000000" w:sz="4" w:space="0"/>
         </w:tcBorders>
       </w:tcPr>
     </w:tblStylePr>
@@ -26310,9 +26383,9 @@
         <w:shd w:val="clear" w:color="ffffff" w:themeColor="light1" w:fill="ffffff" w:themeFill="light1"/>
         <w:tcBorders>
           <w:top w:val="single" w:color="000000" w:themeColor="accent6" w:themeTint="98" w:sz="4" w:space="0"/>
-          <w:left w:val="none"/>
-          <w:bottom w:val="none"/>
-          <w:right w:val="none"/>
+          <w:left w:val="none" w:color="000000" w:sz="4" w:space="0"/>
+          <w:bottom w:val="none" w:color="000000" w:sz="4" w:space="0"/>
+          <w:right w:val="none" w:color="000000" w:sz="4" w:space="0"/>
         </w:tcBorders>
       </w:tcPr>
     </w:tblStylePr>
@@ -26387,9 +26460,9 @@
       </w:tcPr>
     </w:tblStylePr>
   </w:style>
-  <w:style w:type="table" w:styleId="117">
+  <w:style w:type="table" w:styleId="815">
     <w:name w:val="Lined - Accent"/>
-    <w:basedOn w:val="11"/>
+    <w:basedOn w:val="709"/>
     <w:uiPriority w:val="99"/>
     <w:pPr>
       <w:pBdr/>
@@ -26624,9 +26697,9 @@
       </w:tcPr>
     </w:tblStylePr>
   </w:style>
-  <w:style w:type="table" w:styleId="118">
+  <w:style w:type="table" w:styleId="816">
     <w:name w:val="Lined - Accent 1"/>
-    <w:basedOn w:val="11"/>
+    <w:basedOn w:val="709"/>
     <w:uiPriority w:val="99"/>
     <w:pPr>
       <w:pBdr/>
@@ -26861,9 +26934,9 @@
       </w:tcPr>
     </w:tblStylePr>
   </w:style>
-  <w:style w:type="table" w:styleId="119">
+  <w:style w:type="table" w:styleId="817">
     <w:name w:val="Lined - Accent 2"/>
-    <w:basedOn w:val="11"/>
+    <w:basedOn w:val="709"/>
     <w:uiPriority w:val="99"/>
     <w:pPr>
       <w:pBdr/>
@@ -27098,9 +27171,9 @@
       </w:tcPr>
     </w:tblStylePr>
   </w:style>
-  <w:style w:type="table" w:styleId="120">
+  <w:style w:type="table" w:styleId="818">
     <w:name w:val="Lined - Accent 3"/>
-    <w:basedOn w:val="11"/>
+    <w:basedOn w:val="709"/>
     <w:uiPriority w:val="99"/>
     <w:pPr>
       <w:pBdr/>
@@ -27335,9 +27408,9 @@
       </w:tcPr>
     </w:tblStylePr>
   </w:style>
-  <w:style w:type="table" w:styleId="121">
+  <w:style w:type="table" w:styleId="819">
     <w:name w:val="Lined - Accent 4"/>
-    <w:basedOn w:val="11"/>
+    <w:basedOn w:val="709"/>
     <w:uiPriority w:val="99"/>
     <w:pPr>
       <w:pBdr/>
@@ -27572,9 +27645,9 @@
       </w:tcPr>
     </w:tblStylePr>
   </w:style>
-  <w:style w:type="table" w:styleId="122">
+  <w:style w:type="table" w:styleId="820">
     <w:name w:val="Lined - Accent 5"/>
-    <w:basedOn w:val="11"/>
+    <w:basedOn w:val="709"/>
     <w:uiPriority w:val="99"/>
     <w:pPr>
       <w:pBdr/>
@@ -27809,9 +27882,9 @@
       </w:tcPr>
     </w:tblStylePr>
   </w:style>
-  <w:style w:type="table" w:styleId="123">
+  <w:style w:type="table" w:styleId="821">
     <w:name w:val="Lined - Accent 6"/>
-    <w:basedOn w:val="11"/>
+    <w:basedOn w:val="709"/>
     <w:uiPriority w:val="99"/>
     <w:pPr>
       <w:pBdr/>
@@ -28046,9 +28119,9 @@
       </w:tcPr>
     </w:tblStylePr>
   </w:style>
-  <w:style w:type="table" w:styleId="124">
+  <w:style w:type="table" w:styleId="822">
     <w:name w:val="Bordered &amp; Lined - Accent"/>
-    <w:basedOn w:val="11"/>
+    <w:basedOn w:val="709"/>
     <w:uiPriority w:val="99"/>
     <w:pPr>
       <w:pBdr/>
@@ -28290,9 +28363,9 @@
       </w:tcPr>
     </w:tblStylePr>
   </w:style>
-  <w:style w:type="table" w:styleId="125">
+  <w:style w:type="table" w:styleId="823">
     <w:name w:val="Bordered &amp; Lined - Accent 1"/>
-    <w:basedOn w:val="11"/>
+    <w:basedOn w:val="709"/>
     <w:uiPriority w:val="99"/>
     <w:pPr>
       <w:pBdr/>
@@ -28534,9 +28607,9 @@
       </w:tcPr>
     </w:tblStylePr>
   </w:style>
-  <w:style w:type="table" w:styleId="126">
+  <w:style w:type="table" w:styleId="824">
     <w:name w:val="Bordered &amp; Lined - Accent 2"/>
-    <w:basedOn w:val="11"/>
+    <w:basedOn w:val="709"/>
     <w:uiPriority w:val="99"/>
     <w:pPr>
       <w:pBdr/>
@@ -28778,9 +28851,9 @@
       </w:tcPr>
     </w:tblStylePr>
   </w:style>
-  <w:style w:type="table" w:styleId="127">
+  <w:style w:type="table" w:styleId="825">
     <w:name w:val="Bordered &amp; Lined - Accent 3"/>
-    <w:basedOn w:val="11"/>
+    <w:basedOn w:val="709"/>
     <w:uiPriority w:val="99"/>
     <w:pPr>
       <w:pBdr/>
@@ -29022,9 +29095,9 @@
       </w:tcPr>
     </w:tblStylePr>
   </w:style>
-  <w:style w:type="table" w:styleId="128">
+  <w:style w:type="table" w:styleId="826">
     <w:name w:val="Bordered &amp; Lined - Accent 4"/>
-    <w:basedOn w:val="11"/>
+    <w:basedOn w:val="709"/>
     <w:uiPriority w:val="99"/>
     <w:pPr>
       <w:pBdr/>
@@ -29266,9 +29339,9 @@
       </w:tcPr>
     </w:tblStylePr>
   </w:style>
-  <w:style w:type="table" w:styleId="129">
+  <w:style w:type="table" w:styleId="827">
     <w:name w:val="Bordered &amp; Lined - Accent 5"/>
-    <w:basedOn w:val="11"/>
+    <w:basedOn w:val="709"/>
     <w:uiPriority w:val="99"/>
     <w:pPr>
       <w:pBdr/>
@@ -29510,9 +29583,9 @@
       </w:tcPr>
     </w:tblStylePr>
   </w:style>
-  <w:style w:type="table" w:styleId="130">
+  <w:style w:type="table" w:styleId="828">
     <w:name w:val="Bordered &amp; Lined - Accent 6"/>
-    <w:basedOn w:val="11"/>
+    <w:basedOn w:val="709"/>
     <w:uiPriority w:val="99"/>
     <w:pPr>
       <w:pBdr/>
@@ -29754,9 +29827,9 @@
       </w:tcPr>
     </w:tblStylePr>
   </w:style>
-  <w:style w:type="table" w:styleId="131">
+  <w:style w:type="table" w:styleId="829">
     <w:name w:val="Bordered"/>
-    <w:basedOn w:val="11"/>
+    <w:basedOn w:val="709"/>
     <w:uiPriority w:val="99"/>
     <w:pPr>
       <w:pBdr/>
@@ -29985,9 +30058,9 @@
       </w:tcPr>
     </w:tblStylePr>
   </w:style>
-  <w:style w:type="table" w:styleId="132">
+  <w:style w:type="table" w:styleId="830">
     <w:name w:val="Bordered - Accent 1"/>
-    <w:basedOn w:val="11"/>
+    <w:basedOn w:val="709"/>
     <w:uiPriority w:val="99"/>
     <w:pPr>
       <w:pBdr/>
@@ -30216,9 +30289,9 @@
       </w:tcPr>
     </w:tblStylePr>
   </w:style>
-  <w:style w:type="table" w:styleId="133">
+  <w:style w:type="table" w:styleId="831">
     <w:name w:val="Bordered - Accent 2"/>
-    <w:basedOn w:val="11"/>
+    <w:basedOn w:val="709"/>
     <w:uiPriority w:val="99"/>
     <w:pPr>
       <w:pBdr/>
@@ -30447,9 +30520,9 @@
       </w:tcPr>
     </w:tblStylePr>
   </w:style>
-  <w:style w:type="table" w:styleId="134">
+  <w:style w:type="table" w:styleId="832">
     <w:name w:val="Bordered - Accent 3"/>
-    <w:basedOn w:val="11"/>
+    <w:basedOn w:val="709"/>
     <w:uiPriority w:val="99"/>
     <w:pPr>
       <w:pBdr/>
@@ -30678,9 +30751,9 @@
       </w:tcPr>
     </w:tblStylePr>
   </w:style>
-  <w:style w:type="table" w:styleId="135">
+  <w:style w:type="table" w:styleId="833">
     <w:name w:val="Bordered - Accent 4"/>
-    <w:basedOn w:val="11"/>
+    <w:basedOn w:val="709"/>
     <w:uiPriority w:val="99"/>
     <w:pPr>
       <w:pBdr/>
@@ -30909,9 +30982,9 @@
       </w:tcPr>
     </w:tblStylePr>
   </w:style>
-  <w:style w:type="table" w:styleId="136">
+  <w:style w:type="table" w:styleId="834">
     <w:name w:val="Bordered - Accent 5"/>
-    <w:basedOn w:val="11"/>
+    <w:basedOn w:val="709"/>
     <w:uiPriority w:val="99"/>
     <w:pPr>
       <w:pBdr/>
@@ -31140,9 +31213,9 @@
       </w:tcPr>
     </w:tblStylePr>
   </w:style>
-  <w:style w:type="table" w:styleId="137">
+  <w:style w:type="table" w:styleId="835">
     <w:name w:val="Bordered - Accent 6"/>
-    <w:basedOn w:val="11"/>
+    <w:basedOn w:val="709"/>
     <w:uiPriority w:val="99"/>
     <w:pPr>
       <w:pBdr/>
@@ -31371,11 +31444,11 @@
       </w:tcPr>
     </w:tblStylePr>
   </w:style>
-  <w:style w:type="paragraph" w:styleId="140">
+  <w:style w:type="paragraph" w:styleId="836">
     <w:name w:val="Heading 2"/>
-    <w:basedOn w:val="666"/>
-    <w:next w:val="666"/>
-    <w:link w:val="151"/>
+    <w:basedOn w:val="896"/>
+    <w:next w:val="896"/>
+    <w:link w:val="847"/>
     <w:uiPriority w:val="9"/>
     <w:unhideWhenUsed/>
     <w:qFormat/>
@@ -31394,11 +31467,11 @@
       <w:szCs w:val="32"/>
     </w:rPr>
   </w:style>
-  <w:style w:type="paragraph" w:styleId="141">
+  <w:style w:type="paragraph" w:styleId="837">
     <w:name w:val="Heading 3"/>
-    <w:basedOn w:val="666"/>
-    <w:next w:val="666"/>
-    <w:link w:val="152"/>
+    <w:basedOn w:val="896"/>
+    <w:next w:val="896"/>
+    <w:link w:val="848"/>
     <w:uiPriority w:val="9"/>
     <w:unhideWhenUsed/>
     <w:qFormat/>
@@ -31417,11 +31490,11 @@
       <w:szCs w:val="28"/>
     </w:rPr>
   </w:style>
-  <w:style w:type="paragraph" w:styleId="142">
+  <w:style w:type="paragraph" w:styleId="838">
     <w:name w:val="Heading 4"/>
-    <w:basedOn w:val="666"/>
-    <w:next w:val="666"/>
-    <w:link w:val="153"/>
+    <w:basedOn w:val="896"/>
+    <w:next w:val="896"/>
+    <w:link w:val="849"/>
     <w:uiPriority w:val="9"/>
     <w:unhideWhenUsed/>
     <w:qFormat/>
@@ -31440,11 +31513,11 @@
       <w:color w:val="0f4761" w:themeColor="accent1" w:themeShade="BF"/>
     </w:rPr>
   </w:style>
-  <w:style w:type="paragraph" w:styleId="143">
+  <w:style w:type="paragraph" w:styleId="839">
     <w:name w:val="Heading 5"/>
-    <w:basedOn w:val="666"/>
-    <w:next w:val="666"/>
-    <w:link w:val="154"/>
+    <w:basedOn w:val="896"/>
+    <w:next w:val="896"/>
+    <w:link w:val="850"/>
     <w:uiPriority w:val="9"/>
     <w:unhideWhenUsed/>
     <w:qFormat/>
@@ -31461,11 +31534,11 @@
       <w:color w:val="0f4761" w:themeColor="accent1" w:themeShade="BF"/>
     </w:rPr>
   </w:style>
-  <w:style w:type="paragraph" w:styleId="144">
+  <w:style w:type="paragraph" w:styleId="840">
     <w:name w:val="Heading 6"/>
-    <w:basedOn w:val="666"/>
-    <w:next w:val="666"/>
-    <w:link w:val="155"/>
+    <w:basedOn w:val="896"/>
+    <w:next w:val="896"/>
+    <w:link w:val="851"/>
     <w:uiPriority w:val="9"/>
     <w:unhideWhenUsed/>
     <w:qFormat/>
@@ -31484,11 +31557,11 @@
       <w:color w:val="595959" w:themeColor="text1" w:themeTint="A6"/>
     </w:rPr>
   </w:style>
-  <w:style w:type="paragraph" w:styleId="145">
+  <w:style w:type="paragraph" w:styleId="841">
     <w:name w:val="Heading 7"/>
-    <w:basedOn w:val="666"/>
-    <w:next w:val="666"/>
-    <w:link w:val="156"/>
+    <w:basedOn w:val="896"/>
+    <w:next w:val="896"/>
+    <w:link w:val="852"/>
     <w:uiPriority w:val="9"/>
     <w:unhideWhenUsed/>
     <w:qFormat/>
@@ -31505,11 +31578,11 @@
       <w:color w:val="595959" w:themeColor="text1" w:themeTint="A6"/>
     </w:rPr>
   </w:style>
-  <w:style w:type="paragraph" w:styleId="146">
+  <w:style w:type="paragraph" w:styleId="842">
     <w:name w:val="Heading 8"/>
-    <w:basedOn w:val="666"/>
-    <w:next w:val="666"/>
-    <w:link w:val="157"/>
+    <w:basedOn w:val="896"/>
+    <w:next w:val="896"/>
+    <w:link w:val="853"/>
     <w:uiPriority w:val="9"/>
     <w:unhideWhenUsed/>
     <w:qFormat/>
@@ -31528,11 +31601,11 @@
       <w:color w:val="272727" w:themeColor="text1" w:themeTint="D8"/>
     </w:rPr>
   </w:style>
-  <w:style w:type="paragraph" w:styleId="147">
+  <w:style w:type="paragraph" w:styleId="843">
     <w:name w:val="Heading 9"/>
-    <w:basedOn w:val="666"/>
-    <w:next w:val="666"/>
-    <w:link w:val="158"/>
+    <w:basedOn w:val="896"/>
+    <w:next w:val="896"/>
+    <w:link w:val="854"/>
     <w:uiPriority w:val="9"/>
     <w:unhideWhenUsed/>
     <w:qFormat/>
@@ -31551,7 +31624,7 @@
       <w:color w:val="272727" w:themeColor="text1" w:themeTint="D8"/>
     </w:rPr>
   </w:style>
-  <w:style w:type="character" w:styleId="148" w:default="1">
+  <w:style w:type="character" w:styleId="844" w:default="1">
     <w:name w:val="Default Paragraph Font"/>
     <w:uiPriority w:val="1"/>
     <w:semiHidden/>
@@ -31562,7 +31635,7 @@
       <w:ind/>
     </w:pPr>
   </w:style>
-  <w:style w:type="numbering" w:styleId="149" w:default="1">
+  <w:style w:type="numbering" w:styleId="845" w:default="1">
     <w:name w:val="No List"/>
     <w:uiPriority w:val="99"/>
     <w:semiHidden/>
@@ -31573,10 +31646,10 @@
       <w:ind/>
     </w:pPr>
   </w:style>
-  <w:style w:type="character" w:styleId="150">
+  <w:style w:type="character" w:styleId="846">
     <w:name w:val="Heading 1 Char"/>
-    <w:basedOn w:val="148"/>
-    <w:link w:val="667"/>
+    <w:basedOn w:val="844"/>
+    <w:link w:val="897"/>
     <w:uiPriority w:val="9"/>
     <w:pPr>
       <w:pBdr/>
@@ -31590,10 +31663,10 @@
       <w:szCs w:val="40"/>
     </w:rPr>
   </w:style>
-  <w:style w:type="character" w:styleId="151">
+  <w:style w:type="character" w:styleId="847">
     <w:name w:val="Heading 2 Char"/>
-    <w:basedOn w:val="148"/>
-    <w:link w:val="140"/>
+    <w:basedOn w:val="844"/>
+    <w:link w:val="836"/>
     <w:uiPriority w:val="9"/>
     <w:pPr>
       <w:pBdr/>
@@ -31607,10 +31680,10 @@
       <w:szCs w:val="32"/>
     </w:rPr>
   </w:style>
-  <w:style w:type="character" w:styleId="152">
+  <w:style w:type="character" w:styleId="848">
     <w:name w:val="Heading 3 Char"/>
-    <w:basedOn w:val="148"/>
-    <w:link w:val="141"/>
+    <w:basedOn w:val="844"/>
+    <w:link w:val="837"/>
     <w:uiPriority w:val="9"/>
     <w:pPr>
       <w:pBdr/>
@@ -31624,10 +31697,10 @@
       <w:szCs w:val="28"/>
     </w:rPr>
   </w:style>
-  <w:style w:type="character" w:styleId="153">
+  <w:style w:type="character" w:styleId="849">
     <w:name w:val="Heading 4 Char"/>
-    <w:basedOn w:val="148"/>
-    <w:link w:val="142"/>
+    <w:basedOn w:val="844"/>
+    <w:link w:val="838"/>
     <w:uiPriority w:val="9"/>
     <w:pPr>
       <w:pBdr/>
@@ -31641,10 +31714,10 @@
       <w:color w:val="0f4761" w:themeColor="accent1" w:themeShade="BF"/>
     </w:rPr>
   </w:style>
-  <w:style w:type="character" w:styleId="154">
+  <w:style w:type="character" w:styleId="850">
     <w:name w:val="Heading 5 Char"/>
-    <w:basedOn w:val="148"/>
-    <w:link w:val="143"/>
+    <w:basedOn w:val="844"/>
+    <w:link w:val="839"/>
     <w:uiPriority w:val="9"/>
     <w:pPr>
       <w:pBdr/>
@@ -31656,10 +31729,10 @@
       <w:color w:val="0f4761" w:themeColor="accent1" w:themeShade="BF"/>
     </w:rPr>
   </w:style>
-  <w:style w:type="character" w:styleId="155">
+  <w:style w:type="character" w:styleId="851">
     <w:name w:val="Heading 6 Char"/>
-    <w:basedOn w:val="148"/>
-    <w:link w:val="144"/>
+    <w:basedOn w:val="844"/>
+    <w:link w:val="840"/>
     <w:uiPriority w:val="9"/>
     <w:pPr>
       <w:pBdr/>
@@ -31673,10 +31746,10 @@
       <w:color w:val="595959" w:themeColor="text1" w:themeTint="A6"/>
     </w:rPr>
   </w:style>
-  <w:style w:type="character" w:styleId="156">
+  <w:style w:type="character" w:styleId="852">
     <w:name w:val="Heading 7 Char"/>
-    <w:basedOn w:val="148"/>
-    <w:link w:val="145"/>
+    <w:basedOn w:val="844"/>
+    <w:link w:val="841"/>
     <w:uiPriority w:val="9"/>
     <w:pPr>
       <w:pBdr/>
@@ -31688,10 +31761,10 @@
       <w:color w:val="595959" w:themeColor="text1" w:themeTint="A6"/>
     </w:rPr>
   </w:style>
-  <w:style w:type="character" w:styleId="157">
+  <w:style w:type="character" w:styleId="853">
     <w:name w:val="Heading 8 Char"/>
-    <w:basedOn w:val="148"/>
-    <w:link w:val="146"/>
+    <w:basedOn w:val="844"/>
+    <w:link w:val="842"/>
     <w:uiPriority w:val="9"/>
     <w:pPr>
       <w:pBdr/>
@@ -31705,10 +31778,10 @@
       <w:color w:val="272727" w:themeColor="text1" w:themeTint="D8"/>
     </w:rPr>
   </w:style>
-  <w:style w:type="character" w:styleId="158">
+  <w:style w:type="character" w:styleId="854">
     <w:name w:val="Heading 9 Char"/>
-    <w:basedOn w:val="148"/>
-    <w:link w:val="147"/>
+    <w:basedOn w:val="844"/>
+    <w:link w:val="843"/>
     <w:uiPriority w:val="9"/>
     <w:pPr>
       <w:pBdr/>
@@ -31722,11 +31795,11 @@
       <w:color w:val="272727" w:themeColor="text1" w:themeTint="D8"/>
     </w:rPr>
   </w:style>
-  <w:style w:type="paragraph" w:styleId="159">
+  <w:style w:type="paragraph" w:styleId="855">
     <w:name w:val="Title"/>
-    <w:basedOn w:val="666"/>
-    <w:next w:val="666"/>
-    <w:link w:val="160"/>
+    <w:basedOn w:val="896"/>
+    <w:next w:val="896"/>
+    <w:link w:val="856"/>
     <w:uiPriority w:val="10"/>
     <w:qFormat/>
     <w:pPr>
@@ -31742,10 +31815,10 @@
       <w:szCs w:val="56"/>
     </w:rPr>
   </w:style>
-  <w:style w:type="character" w:styleId="160">
+  <w:style w:type="character" w:styleId="856">
     <w:name w:val="Title Char"/>
-    <w:basedOn w:val="148"/>
-    <w:link w:val="159"/>
+    <w:basedOn w:val="844"/>
+    <w:link w:val="855"/>
     <w:uiPriority w:val="10"/>
     <w:pPr>
       <w:pBdr/>
@@ -31759,11 +31832,11 @@
       <w:szCs w:val="56"/>
     </w:rPr>
   </w:style>
-  <w:style w:type="paragraph" w:styleId="161">
+  <w:style w:type="paragraph" w:styleId="857">
     <w:name w:val="Subtitle"/>
-    <w:basedOn w:val="666"/>
-    <w:next w:val="666"/>
-    <w:link w:val="162"/>
+    <w:basedOn w:val="896"/>
+    <w:next w:val="896"/>
+    <w:link w:val="858"/>
     <w:uiPriority w:val="11"/>
     <w:qFormat/>
     <w:pPr>
@@ -31781,10 +31854,10 @@
       <w:szCs w:val="28"/>
     </w:rPr>
   </w:style>
-  <w:style w:type="character" w:styleId="162">
+  <w:style w:type="character" w:styleId="858">
     <w:name w:val="Subtitle Char"/>
-    <w:basedOn w:val="148"/>
-    <w:link w:val="161"/>
+    <w:basedOn w:val="844"/>
+    <w:link w:val="857"/>
     <w:uiPriority w:val="11"/>
     <w:pPr>
       <w:pBdr/>
@@ -31798,11 +31871,11 @@
       <w:szCs w:val="28"/>
     </w:rPr>
   </w:style>
-  <w:style w:type="paragraph" w:styleId="163">
+  <w:style w:type="paragraph" w:styleId="859">
     <w:name w:val="Quote"/>
-    <w:basedOn w:val="666"/>
-    <w:next w:val="666"/>
-    <w:link w:val="164"/>
+    <w:basedOn w:val="896"/>
+    <w:next w:val="896"/>
+    <w:link w:val="860"/>
     <w:uiPriority w:val="29"/>
     <w:qFormat/>
     <w:pPr>
@@ -31817,10 +31890,10 @@
       <w:color w:val="404040" w:themeColor="text1" w:themeTint="BF"/>
     </w:rPr>
   </w:style>
-  <w:style w:type="character" w:styleId="164">
+  <w:style w:type="character" w:styleId="860">
     <w:name w:val="Quote Char"/>
-    <w:basedOn w:val="148"/>
-    <w:link w:val="163"/>
+    <w:basedOn w:val="844"/>
+    <w:link w:val="859"/>
     <w:uiPriority w:val="29"/>
     <w:pPr>
       <w:pBdr/>
@@ -31833,9 +31906,9 @@
       <w:color w:val="404040" w:themeColor="text1" w:themeTint="BF"/>
     </w:rPr>
   </w:style>
-  <w:style w:type="paragraph" w:styleId="165">
+  <w:style w:type="paragraph" w:styleId="861">
     <w:name w:val="List Paragraph"/>
-    <w:basedOn w:val="666"/>
+    <w:basedOn w:val="896"/>
     <w:uiPriority w:val="34"/>
     <w:qFormat/>
     <w:pPr>
@@ -31845,9 +31918,9 @@
       <w:contextualSpacing w:val="true"/>
     </w:pPr>
   </w:style>
-  <w:style w:type="character" w:styleId="166">
+  <w:style w:type="character" w:styleId="862">
     <w:name w:val="Intense Emphasis"/>
-    <w:basedOn w:val="148"/>
+    <w:basedOn w:val="844"/>
     <w:uiPriority w:val="21"/>
     <w:qFormat/>
     <w:pPr>
@@ -31861,11 +31934,11 @@
       <w:color w:val="0f4761" w:themeColor="accent1" w:themeShade="BF"/>
     </w:rPr>
   </w:style>
-  <w:style w:type="paragraph" w:styleId="167">
+  <w:style w:type="paragraph" w:styleId="863">
     <w:name w:val="Intense Quote"/>
-    <w:basedOn w:val="666"/>
-    <w:next w:val="666"/>
-    <w:link w:val="168"/>
+    <w:basedOn w:val="896"/>
+    <w:next w:val="896"/>
+    <w:link w:val="864"/>
     <w:uiPriority w:val="30"/>
     <w:qFormat/>
     <w:pPr>
@@ -31883,10 +31956,10 @@
       <w:color w:val="0f4761" w:themeColor="accent1" w:themeShade="BF"/>
     </w:rPr>
   </w:style>
-  <w:style w:type="character" w:styleId="168">
+  <w:style w:type="character" w:styleId="864">
     <w:name w:val="Intense Quote Char"/>
-    <w:basedOn w:val="148"/>
-    <w:link w:val="167"/>
+    <w:basedOn w:val="844"/>
+    <w:link w:val="863"/>
     <w:uiPriority w:val="30"/>
     <w:pPr>
       <w:pBdr/>
@@ -31899,9 +31972,9 @@
       <w:color w:val="0f4761" w:themeColor="accent1" w:themeShade="BF"/>
     </w:rPr>
   </w:style>
-  <w:style w:type="character" w:styleId="169">
+  <w:style w:type="character" w:styleId="865">
     <w:name w:val="Intense Reference"/>
-    <w:basedOn w:val="148"/>
+    <w:basedOn w:val="844"/>
     <w:uiPriority w:val="32"/>
     <w:qFormat/>
     <w:pPr>
@@ -31917,9 +31990,9 @@
       <w:spacing w:val="5"/>
     </w:rPr>
   </w:style>
-  <w:style w:type="paragraph" w:styleId="170">
+  <w:style w:type="paragraph" w:styleId="866">
     <w:name w:val="No Spacing"/>
-    <w:basedOn w:val="666"/>
+    <w:basedOn w:val="896"/>
     <w:uiPriority w:val="1"/>
     <w:qFormat/>
     <w:pPr>
@@ -31928,9 +32001,9 @@
       <w:ind/>
     </w:pPr>
   </w:style>
-  <w:style w:type="character" w:styleId="171">
+  <w:style w:type="character" w:styleId="867">
     <w:name w:val="Subtle Emphasis"/>
-    <w:basedOn w:val="148"/>
+    <w:basedOn w:val="844"/>
     <w:uiPriority w:val="19"/>
     <w:qFormat/>
     <w:pPr>
@@ -31944,9 +32017,9 @@
       <w:color w:val="404040" w:themeColor="text1" w:themeTint="BF"/>
     </w:rPr>
   </w:style>
-  <w:style w:type="character" w:styleId="172">
+  <w:style w:type="character" w:styleId="868">
     <w:name w:val="Emphasis"/>
-    <w:basedOn w:val="148"/>
+    <w:basedOn w:val="844"/>
     <w:uiPriority w:val="20"/>
     <w:qFormat/>
     <w:pPr>
@@ -31959,9 +32032,9 @@
       <w:iCs/>
     </w:rPr>
   </w:style>
-  <w:style w:type="character" w:styleId="173">
+  <w:style w:type="character" w:styleId="869">
     <w:name w:val="Strong"/>
-    <w:basedOn w:val="148"/>
+    <w:basedOn w:val="844"/>
     <w:uiPriority w:val="22"/>
     <w:qFormat/>
     <w:pPr>
@@ -31974,9 +32047,9 @@
       <w:bCs/>
     </w:rPr>
   </w:style>
-  <w:style w:type="character" w:styleId="174">
+  <w:style w:type="character" w:styleId="870">
     <w:name w:val="Subtle Reference"/>
-    <w:basedOn w:val="148"/>
+    <w:basedOn w:val="844"/>
     <w:uiPriority w:val="31"/>
     <w:qFormat/>
     <w:pPr>
@@ -31989,9 +32062,9 @@
       <w:color w:val="5a5a5a" w:themeColor="text1" w:themeTint="A5"/>
     </w:rPr>
   </w:style>
-  <w:style w:type="character" w:styleId="175">
+  <w:style w:type="character" w:styleId="871">
     <w:name w:val="Book Title"/>
-    <w:basedOn w:val="148"/>
+    <w:basedOn w:val="844"/>
     <w:uiPriority w:val="33"/>
     <w:qFormat/>
     <w:pPr>
@@ -32007,10 +32080,10 @@
       <w:spacing w:val="5"/>
     </w:rPr>
   </w:style>
-  <w:style w:type="paragraph" w:styleId="176">
+  <w:style w:type="paragraph" w:styleId="872">
     <w:name w:val="Header"/>
-    <w:basedOn w:val="666"/>
-    <w:link w:val="177"/>
+    <w:basedOn w:val="896"/>
+    <w:link w:val="873"/>
     <w:uiPriority w:val="99"/>
     <w:unhideWhenUsed/>
     <w:pPr>
@@ -32023,10 +32096,10 @@
       <w:ind/>
     </w:pPr>
   </w:style>
-  <w:style w:type="character" w:styleId="177">
+  <w:style w:type="character" w:styleId="873">
     <w:name w:val="Header Char"/>
-    <w:basedOn w:val="148"/>
-    <w:link w:val="176"/>
+    <w:basedOn w:val="844"/>
+    <w:link w:val="872"/>
     <w:uiPriority w:val="99"/>
     <w:pPr>
       <w:pBdr/>
@@ -32034,10 +32107,10 @@
       <w:ind/>
     </w:pPr>
   </w:style>
-  <w:style w:type="paragraph" w:styleId="178">
+  <w:style w:type="paragraph" w:styleId="874">
     <w:name w:val="Footer"/>
-    <w:basedOn w:val="666"/>
-    <w:link w:val="179"/>
+    <w:basedOn w:val="896"/>
+    <w:link w:val="875"/>
     <w:uiPriority w:val="99"/>
     <w:unhideWhenUsed/>
     <w:pPr>
@@ -32050,10 +32123,10 @@
       <w:ind/>
     </w:pPr>
   </w:style>
-  <w:style w:type="character" w:styleId="179">
+  <w:style w:type="character" w:styleId="875">
     <w:name w:val="Footer Char"/>
-    <w:basedOn w:val="148"/>
-    <w:link w:val="178"/>
+    <w:basedOn w:val="844"/>
+    <w:link w:val="874"/>
     <w:uiPriority w:val="99"/>
     <w:pPr>
       <w:pBdr/>
@@ -32061,10 +32134,10 @@
       <w:ind/>
     </w:pPr>
   </w:style>
-  <w:style w:type="paragraph" w:styleId="181">
+  <w:style w:type="paragraph" w:styleId="876">
     <w:name w:val="footnote text"/>
-    <w:basedOn w:val="666"/>
-    <w:link w:val="182"/>
+    <w:basedOn w:val="896"/>
+    <w:link w:val="877"/>
     <w:uiPriority w:val="99"/>
     <w:semiHidden/>
     <w:unhideWhenUsed/>
@@ -32078,10 +32151,10 @@
       <w:szCs w:val="20"/>
     </w:rPr>
   </w:style>
-  <w:style w:type="character" w:styleId="182">
+  <w:style w:type="character" w:styleId="877">
     <w:name w:val="Footnote Text Char"/>
-    <w:basedOn w:val="148"/>
-    <w:link w:val="181"/>
+    <w:basedOn w:val="844"/>
+    <w:link w:val="876"/>
     <w:uiPriority w:val="99"/>
     <w:semiHidden/>
     <w:pPr>
@@ -32094,9 +32167,9 @@
       <w:szCs w:val="20"/>
     </w:rPr>
   </w:style>
-  <w:style w:type="character" w:styleId="183">
+  <w:style w:type="character" w:styleId="878">
     <w:name w:val="footnote reference"/>
-    <w:basedOn w:val="148"/>
+    <w:basedOn w:val="844"/>
     <w:uiPriority w:val="99"/>
     <w:semiHidden/>
     <w:unhideWhenUsed/>
@@ -32109,10 +32182,10 @@
       <w:vertAlign w:val="superscript"/>
     </w:rPr>
   </w:style>
-  <w:style w:type="paragraph" w:styleId="184">
+  <w:style w:type="paragraph" w:styleId="879">
     <w:name w:val="endnote text"/>
-    <w:basedOn w:val="666"/>
-    <w:link w:val="185"/>
+    <w:basedOn w:val="896"/>
+    <w:link w:val="880"/>
     <w:uiPriority w:val="99"/>
     <w:semiHidden/>
     <w:unhideWhenUsed/>
@@ -32126,10 +32199,10 @@
       <w:szCs w:val="20"/>
     </w:rPr>
   </w:style>
-  <w:style w:type="character" w:styleId="185">
+  <w:style w:type="character" w:styleId="880">
     <w:name w:val="Endnote Text Char"/>
-    <w:basedOn w:val="148"/>
-    <w:link w:val="184"/>
+    <w:basedOn w:val="844"/>
+    <w:link w:val="879"/>
     <w:uiPriority w:val="99"/>
     <w:semiHidden/>
     <w:pPr>
@@ -32142,9 +32215,9 @@
       <w:szCs w:val="20"/>
     </w:rPr>
   </w:style>
-  <w:style w:type="character" w:styleId="186">
+  <w:style w:type="character" w:styleId="881">
     <w:name w:val="endnote reference"/>
-    <w:basedOn w:val="148"/>
+    <w:basedOn w:val="844"/>
     <w:uiPriority w:val="99"/>
     <w:semiHidden/>
     <w:unhideWhenUsed/>
@@ -32157,9 +32230,9 @@
       <w:vertAlign w:val="superscript"/>
     </w:rPr>
   </w:style>
-  <w:style w:type="character" w:styleId="187">
+  <w:style w:type="character" w:styleId="882">
     <w:name w:val="Hyperlink"/>
-    <w:basedOn w:val="148"/>
+    <w:basedOn w:val="844"/>
     <w:uiPriority w:val="99"/>
     <w:unhideWhenUsed/>
     <w:pPr>
@@ -32172,9 +32245,9 @@
       <w:u w:val="single"/>
     </w:rPr>
   </w:style>
-  <w:style w:type="character" w:styleId="188">
+  <w:style w:type="character" w:styleId="883">
     <w:name w:val="FollowedHyperlink"/>
-    <w:basedOn w:val="148"/>
+    <w:basedOn w:val="844"/>
     <w:uiPriority w:val="99"/>
     <w:semiHidden/>
     <w:unhideWhenUsed/>
@@ -32188,10 +32261,10 @@
       <w:u w:val="single"/>
     </w:rPr>
   </w:style>
-  <w:style w:type="paragraph" w:styleId="189">
+  <w:style w:type="paragraph" w:styleId="884">
     <w:name w:val="toc 1"/>
-    <w:basedOn w:val="666"/>
-    <w:next w:val="666"/>
+    <w:basedOn w:val="896"/>
+    <w:next w:val="896"/>
     <w:uiPriority w:val="39"/>
     <w:unhideWhenUsed/>
     <w:pPr>
@@ -32200,10 +32273,10 @@
       <w:ind/>
     </w:pPr>
   </w:style>
-  <w:style w:type="paragraph" w:styleId="190">
+  <w:style w:type="paragraph" w:styleId="885">
     <w:name w:val="toc 2"/>
-    <w:basedOn w:val="666"/>
-    <w:next w:val="666"/>
+    <w:basedOn w:val="896"/>
+    <w:next w:val="896"/>
     <w:uiPriority w:val="39"/>
     <w:unhideWhenUsed/>
     <w:pPr>
@@ -32212,10 +32285,10 @@
       <w:ind w:left="220"/>
     </w:pPr>
   </w:style>
-  <w:style w:type="paragraph" w:styleId="191">
+  <w:style w:type="paragraph" w:styleId="886">
     <w:name w:val="toc 3"/>
-    <w:basedOn w:val="666"/>
-    <w:next w:val="666"/>
+    <w:basedOn w:val="896"/>
+    <w:next w:val="896"/>
     <w:uiPriority w:val="39"/>
     <w:unhideWhenUsed/>
     <w:pPr>
@@ -32224,10 +32297,10 @@
       <w:ind w:left="440"/>
     </w:pPr>
   </w:style>
-  <w:style w:type="paragraph" w:styleId="192">
+  <w:style w:type="paragraph" w:styleId="887">
     <w:name w:val="toc 4"/>
-    <w:basedOn w:val="666"/>
-    <w:next w:val="666"/>
+    <w:basedOn w:val="896"/>
+    <w:next w:val="896"/>
     <w:uiPriority w:val="39"/>
     <w:unhideWhenUsed/>
     <w:pPr>
@@ -32236,10 +32309,10 @@
       <w:ind w:left="660"/>
     </w:pPr>
   </w:style>
-  <w:style w:type="paragraph" w:styleId="193">
+  <w:style w:type="paragraph" w:styleId="888">
     <w:name w:val="toc 5"/>
-    <w:basedOn w:val="666"/>
-    <w:next w:val="666"/>
+    <w:basedOn w:val="896"/>
+    <w:next w:val="896"/>
     <w:uiPriority w:val="39"/>
     <w:unhideWhenUsed/>
     <w:pPr>
@@ -32248,10 +32321,10 @@
       <w:ind w:left="880"/>
     </w:pPr>
   </w:style>
-  <w:style w:type="paragraph" w:styleId="194">
+  <w:style w:type="paragraph" w:styleId="889">
     <w:name w:val="toc 6"/>
-    <w:basedOn w:val="666"/>
-    <w:next w:val="666"/>
+    <w:basedOn w:val="896"/>
+    <w:next w:val="896"/>
     <w:uiPriority w:val="39"/>
     <w:unhideWhenUsed/>
     <w:pPr>
@@ -32260,10 +32333,10 @@
       <w:ind w:left="1100"/>
     </w:pPr>
   </w:style>
-  <w:style w:type="paragraph" w:styleId="195">
+  <w:style w:type="paragraph" w:styleId="890">
     <w:name w:val="toc 7"/>
-    <w:basedOn w:val="666"/>
-    <w:next w:val="666"/>
+    <w:basedOn w:val="896"/>
+    <w:next w:val="896"/>
     <w:uiPriority w:val="39"/>
     <w:unhideWhenUsed/>
     <w:pPr>
@@ -32272,10 +32345,10 @@
       <w:ind w:left="1320"/>
     </w:pPr>
   </w:style>
-  <w:style w:type="paragraph" w:styleId="196">
+  <w:style w:type="paragraph" w:styleId="891">
     <w:name w:val="toc 8"/>
-    <w:basedOn w:val="666"/>
-    <w:next w:val="666"/>
+    <w:basedOn w:val="896"/>
+    <w:next w:val="896"/>
     <w:uiPriority w:val="39"/>
     <w:unhideWhenUsed/>
     <w:pPr>
@@ -32284,10 +32357,10 @@
       <w:ind w:left="1540"/>
     </w:pPr>
   </w:style>
-  <w:style w:type="paragraph" w:styleId="197">
+  <w:style w:type="paragraph" w:styleId="892">
     <w:name w:val="toc 9"/>
-    <w:basedOn w:val="666"/>
-    <w:next w:val="666"/>
+    <w:basedOn w:val="896"/>
+    <w:next w:val="896"/>
     <w:uiPriority w:val="39"/>
     <w:unhideWhenUsed/>
     <w:pPr>
@@ -32296,9 +32369,9 @@
       <w:ind w:left="1760"/>
     </w:pPr>
   </w:style>
-  <w:style w:type="character" w:styleId="198">
+  <w:style w:type="character" w:styleId="893">
     <w:name w:val="Placeholder Text"/>
-    <w:basedOn w:val="148"/>
+    <w:basedOn w:val="844"/>
     <w:uiPriority w:val="99"/>
     <w:semiHidden/>
     <w:pPr>
@@ -32310,7 +32383,7 @@
       <w:color w:val="666666"/>
     </w:rPr>
   </w:style>
-  <w:style w:type="paragraph" w:styleId="208">
+  <w:style w:type="paragraph" w:styleId="894">
     <w:name w:val="TOC Heading"/>
     <w:uiPriority w:val="39"/>
     <w:unhideWhenUsed/>
@@ -32320,10 +32393,10 @@
       <w:ind/>
     </w:pPr>
   </w:style>
-  <w:style w:type="paragraph" w:styleId="209">
+  <w:style w:type="paragraph" w:styleId="895">
     <w:name w:val="table of figures"/>
-    <w:basedOn w:val="666"/>
-    <w:next w:val="666"/>
+    <w:basedOn w:val="896"/>
+    <w:next w:val="896"/>
     <w:uiPriority w:val="99"/>
     <w:unhideWhenUsed/>
     <w:pPr>
@@ -32332,7 +32405,7 @@
       <w:ind/>
     </w:pPr>
   </w:style>
-  <w:style w:type="paragraph" w:styleId="666" w:default="1">
+  <w:style w:type="paragraph" w:styleId="896" w:default="1">
     <w:name w:val="Normal"/>
     <w:qFormat/>
     <w:pPr>
@@ -32350,10 +32423,10 @@
       <w:lang w:val="en-US" w:eastAsia="zh-CN" w:bidi="hi-IN"/>
     </w:rPr>
   </w:style>
-  <w:style w:type="paragraph" w:styleId="667">
+  <w:style w:type="paragraph" w:styleId="897">
     <w:name w:val="Heading 1"/>
-    <w:basedOn w:val="668"/>
-    <w:next w:val="669"/>
+    <w:basedOn w:val="898"/>
+    <w:next w:val="899"/>
     <w:qFormat/>
     <w:pPr>
       <w:numPr>
@@ -32372,10 +32445,10 @@
       <w:szCs w:val="36"/>
     </w:rPr>
   </w:style>
-  <w:style w:type="paragraph" w:styleId="668">
+  <w:style w:type="paragraph" w:styleId="898">
     <w:name w:val="Heading"/>
-    <w:basedOn w:val="666"/>
-    <w:next w:val="669"/>
+    <w:basedOn w:val="896"/>
+    <w:next w:val="899"/>
     <w:qFormat/>
     <w:pPr>
       <w:keepNext w:val="true"/>
@@ -32389,18 +32462,18 @@
       <w:szCs w:val="28"/>
     </w:rPr>
   </w:style>
-  <w:style w:type="paragraph" w:styleId="669">
+  <w:style w:type="paragraph" w:styleId="899">
     <w:name w:val="Body Text"/>
-    <w:basedOn w:val="666"/>
+    <w:basedOn w:val="896"/>
     <w:pPr>
       <w:pBdr/>
       <w:spacing w:after="140" w:before="0" w:line="276" w:lineRule="auto"/>
       <w:ind/>
     </w:pPr>
   </w:style>
-  <w:style w:type="paragraph" w:styleId="670">
+  <w:style w:type="paragraph" w:styleId="900">
     <w:name w:val="List"/>
-    <w:basedOn w:val="669"/>
+    <w:basedOn w:val="899"/>
     <w:pPr>
       <w:pBdr/>
       <w:spacing/>
@@ -32410,9 +32483,9 @@
       <w:rFonts w:cs="FreeSans"/>
     </w:rPr>
   </w:style>
-  <w:style w:type="paragraph" w:styleId="671">
+  <w:style w:type="paragraph" w:styleId="901">
     <w:name w:val="Caption"/>
-    <w:basedOn w:val="666"/>
+    <w:basedOn w:val="896"/>
     <w:qFormat/>
     <w:pPr>
       <w:suppressLineNumbers w:val="true"/>
@@ -32428,9 +32501,9 @@
       <w:szCs w:val="24"/>
     </w:rPr>
   </w:style>
-  <w:style w:type="paragraph" w:styleId="672">
+  <w:style w:type="paragraph" w:styleId="902">
     <w:name w:val="Index"/>
-    <w:basedOn w:val="666"/>
+    <w:basedOn w:val="896"/>
     <w:qFormat/>
     <w:pPr>
       <w:suppressLineNumbers w:val="true"/>
